--- a/JANANI_Synopsis final.docx
+++ b/JANANI_Synopsis final.docx
@@ -24,12 +24,6 @@
         <w:gridCol w:w="10430"/>
       </w:tblGrid>
       <w:tr>
-        <w:tblPrEx>
-          <w:tblCellMar>
-            <w:top w:w="0" w:type="dxa"/>
-            <w:bottom w:w="0" w:type="dxa"/>
-          </w:tblCellMar>
-        </w:tblPrEx>
         <w:trPr>
           <w:trHeight w:val="2402"/>
         </w:trPr>
@@ -47,15 +41,15 @@
           <w:p>
             <w:pPr>
               <w:rPr>
-                <w:sz w:val="28"/>
-                <w:szCs w:val="28"/>
+                <w:sz w:val="36"/>
+                <w:szCs w:val="36"/>
               </w:rPr>
             </w:pPr>
             <w:r>
               <w:rPr>
                 <w:noProof/>
-                <w:sz w:val="28"/>
-                <w:szCs w:val="28"/>
+                <w:sz w:val="36"/>
+                <w:szCs w:val="36"/>
               </w:rPr>
               <w:drawing>
                 <wp:inline distT="0" distB="0" distL="0" distR="0" wp14:anchorId="2B7CF516" wp14:editId="2B7CF517">
@@ -98,8 +92,8 @@
             </w:r>
             <w:r>
               <w:rPr>
-                <w:sz w:val="28"/>
-                <w:szCs w:val="28"/>
+                <w:sz w:val="36"/>
+                <w:szCs w:val="36"/>
               </w:rPr>
               <w:t xml:space="preserve"> </w:t>
             </w:r>
@@ -120,16 +114,16 @@
             <w:pPr>
               <w:spacing w:after="40"/>
               <w:rPr>
-                <w:sz w:val="32"/>
-                <w:szCs w:val="32"/>
-              </w:rPr>
-            </w:pPr>
-            <w:r>
-              <w:rPr>
-                <w:b/>
-                <w:bCs/>
-                <w:sz w:val="32"/>
-                <w:szCs w:val="32"/>
+                <w:sz w:val="36"/>
+                <w:szCs w:val="36"/>
+              </w:rPr>
+            </w:pPr>
+            <w:r>
+              <w:rPr>
+                <w:b/>
+                <w:bCs/>
+                <w:sz w:val="36"/>
+                <w:szCs w:val="36"/>
               </w:rPr>
               <w:t>BMS INSTITUTE OF TECHNOLOGY AND MANAGEMENT</w:t>
             </w:r>
@@ -139,16 +133,16 @@
               <w:spacing w:after="40"/>
               <w:jc w:val="center"/>
               <w:rPr>
-                <w:sz w:val="32"/>
-                <w:szCs w:val="32"/>
-              </w:rPr>
-            </w:pPr>
-            <w:r>
-              <w:rPr>
-                <w:b/>
-                <w:bCs/>
-                <w:sz w:val="32"/>
-                <w:szCs w:val="32"/>
+                <w:sz w:val="36"/>
+                <w:szCs w:val="36"/>
+              </w:rPr>
+            </w:pPr>
+            <w:r>
+              <w:rPr>
+                <w:b/>
+                <w:bCs/>
+                <w:sz w:val="36"/>
+                <w:szCs w:val="36"/>
               </w:rPr>
               <w:t>Yelahanka, Bengaluru. 560064</w:t>
             </w:r>
@@ -158,16 +152,16 @@
               <w:rPr>
                 <w:b/>
                 <w:bCs/>
-                <w:sz w:val="32"/>
-                <w:szCs w:val="32"/>
-              </w:rPr>
-            </w:pPr>
-            <w:r>
-              <w:rPr>
-                <w:b/>
-                <w:bCs/>
-                <w:sz w:val="32"/>
-                <w:szCs w:val="32"/>
+                <w:sz w:val="36"/>
+                <w:szCs w:val="36"/>
+              </w:rPr>
+            </w:pPr>
+            <w:r>
+              <w:rPr>
+                <w:b/>
+                <w:bCs/>
+                <w:sz w:val="36"/>
+                <w:szCs w:val="36"/>
               </w:rPr>
               <w:t xml:space="preserve">           </w:t>
             </w:r>
@@ -175,8 +169,8 @@
               <w:rPr>
                 <w:b/>
                 <w:bCs/>
-                <w:sz w:val="32"/>
-                <w:szCs w:val="32"/>
+                <w:sz w:val="36"/>
+                <w:szCs w:val="36"/>
               </w:rPr>
               <w:t xml:space="preserve">DEPARTMENT OF ARTIFICIAL INTELLIGENCE </w:t>
             </w:r>
@@ -184,16 +178,16 @@
           <w:p>
             <w:pPr>
               <w:rPr>
-                <w:sz w:val="28"/>
-                <w:szCs w:val="28"/>
-              </w:rPr>
-            </w:pPr>
-            <w:r>
-              <w:rPr>
-                <w:b/>
-                <w:bCs/>
-                <w:sz w:val="32"/>
-                <w:szCs w:val="32"/>
+                <w:sz w:val="36"/>
+                <w:szCs w:val="36"/>
+              </w:rPr>
+            </w:pPr>
+            <w:r>
+              <w:rPr>
+                <w:b/>
+                <w:bCs/>
+                <w:sz w:val="36"/>
+                <w:szCs w:val="36"/>
               </w:rPr>
               <w:t xml:space="preserve">                                  </w:t>
             </w:r>
@@ -201,8 +195,8 @@
               <w:rPr>
                 <w:b/>
                 <w:bCs/>
-                <w:sz w:val="32"/>
-                <w:szCs w:val="32"/>
+                <w:sz w:val="36"/>
+                <w:szCs w:val="36"/>
               </w:rPr>
               <w:t xml:space="preserve">AND </w:t>
             </w:r>
@@ -211,8 +205,8 @@
               <w:rPr>
                 <w:b/>
                 <w:bCs/>
-                <w:sz w:val="32"/>
-                <w:szCs w:val="32"/>
+                <w:sz w:val="36"/>
+                <w:szCs w:val="36"/>
               </w:rPr>
               <w:t xml:space="preserve">MACHINE </w:t>
             </w:r>
@@ -220,8 +214,8 @@
               <w:rPr>
                 <w:b/>
                 <w:bCs/>
-                <w:sz w:val="32"/>
-                <w:szCs w:val="32"/>
+                <w:sz w:val="36"/>
+                <w:szCs w:val="36"/>
               </w:rPr>
               <w:t xml:space="preserve"> </w:t>
             </w:r>
@@ -229,8 +223,8 @@
               <w:rPr>
                 <w:b/>
                 <w:bCs/>
-                <w:sz w:val="32"/>
-                <w:szCs w:val="32"/>
+                <w:sz w:val="36"/>
+                <w:szCs w:val="36"/>
               </w:rPr>
               <w:t>LEARNING</w:t>
             </w:r>
@@ -243,25 +237,25 @@
       <w:pPr>
         <w:spacing w:after="150"/>
         <w:rPr>
-          <w:sz w:val="32"/>
-          <w:szCs w:val="32"/>
+          <w:sz w:val="36"/>
+          <w:szCs w:val="36"/>
         </w:rPr>
       </w:pPr>
       <w:r>
         <w:rPr>
           <w:b/>
           <w:bCs/>
-          <w:sz w:val="32"/>
-          <w:szCs w:val="32"/>
+          <w:sz w:val="36"/>
+          <w:szCs w:val="36"/>
         </w:rPr>
-        <w:t xml:space="preserve">                                                                     </w:t>
+        <w:t xml:space="preserve">                                                                  </w:t>
       </w:r>
       <w:r>
         <w:rPr>
           <w:b/>
           <w:bCs/>
-          <w:sz w:val="32"/>
-          <w:szCs w:val="32"/>
+          <w:sz w:val="36"/>
+          <w:szCs w:val="36"/>
         </w:rPr>
         <w:t>Societal Project Synopsis</w:t>
       </w:r>
@@ -270,16 +264,16 @@
       <w:pPr>
         <w:spacing w:after="60"/>
         <w:rPr>
-          <w:sz w:val="28"/>
-          <w:szCs w:val="28"/>
+          <w:sz w:val="36"/>
+          <w:szCs w:val="36"/>
         </w:rPr>
       </w:pPr>
       <w:r>
         <w:rPr>
           <w:b/>
           <w:bCs/>
-          <w:sz w:val="28"/>
-          <w:szCs w:val="28"/>
+          <w:sz w:val="36"/>
+          <w:szCs w:val="36"/>
         </w:rPr>
         <w:t xml:space="preserve">Name of </w:t>
       </w:r>
@@ -288,8 +282,8 @@
         <w:rPr>
           <w:b/>
           <w:bCs/>
-          <w:sz w:val="28"/>
-          <w:szCs w:val="28"/>
+          <w:sz w:val="36"/>
+          <w:szCs w:val="36"/>
         </w:rPr>
         <w:t>Guide :</w:t>
       </w:r>
@@ -298,8 +292,8 @@
         <w:rPr>
           <w:b/>
           <w:bCs/>
-          <w:sz w:val="28"/>
-          <w:szCs w:val="28"/>
+          <w:sz w:val="36"/>
+          <w:szCs w:val="36"/>
         </w:rPr>
         <w:t xml:space="preserve"> Dr.</w:t>
       </w:r>
@@ -307,8 +301,8 @@
         <w:rPr>
           <w:b/>
           <w:bCs/>
-          <w:sz w:val="28"/>
-          <w:szCs w:val="28"/>
+          <w:sz w:val="36"/>
+          <w:szCs w:val="36"/>
         </w:rPr>
         <w:t xml:space="preserve"> </w:t>
       </w:r>
@@ -316,8 +310,8 @@
         <w:rPr>
           <w:b/>
           <w:bCs/>
-          <w:sz w:val="28"/>
-          <w:szCs w:val="28"/>
+          <w:sz w:val="36"/>
+          <w:szCs w:val="36"/>
         </w:rPr>
         <w:t xml:space="preserve">Murthy </w:t>
       </w:r>
@@ -325,8 +319,8 @@
         <w:rPr>
           <w:b/>
           <w:bCs/>
-          <w:sz w:val="28"/>
-          <w:szCs w:val="28"/>
+          <w:sz w:val="36"/>
+          <w:szCs w:val="36"/>
         </w:rPr>
         <w:t xml:space="preserve">S </w:t>
       </w:r>
@@ -334,8 +328,8 @@
         <w:rPr>
           <w:b/>
           <w:bCs/>
-          <w:sz w:val="28"/>
-          <w:szCs w:val="28"/>
+          <w:sz w:val="36"/>
+          <w:szCs w:val="36"/>
         </w:rPr>
         <w:t>V N</w:t>
       </w:r>
@@ -343,36 +337,27 @@
         <w:rPr>
           <w:b/>
           <w:bCs/>
-          <w:sz w:val="28"/>
-          <w:szCs w:val="28"/>
+          <w:sz w:val="36"/>
+          <w:szCs w:val="36"/>
         </w:rPr>
-        <w:t xml:space="preserve">                                                 </w:t>
+        <w:t xml:space="preserve">                                             </w:t>
       </w:r>
       <w:r>
         <w:rPr>
           <w:b/>
           <w:bCs/>
-          <w:sz w:val="28"/>
-          <w:szCs w:val="28"/>
+          <w:sz w:val="36"/>
+          <w:szCs w:val="36"/>
         </w:rPr>
-        <w:t xml:space="preserve">                                     </w:t>
-      </w:r>
-      <w:r>
-        <w:rPr>
-          <w:b/>
-          <w:bCs/>
-          <w:sz w:val="28"/>
-          <w:szCs w:val="28"/>
-        </w:rPr>
-        <w:t xml:space="preserve"> Academic year- 2026-27</w:t>
+        <w:t>Academic year- 2026-27</w:t>
       </w:r>
     </w:p>
     <w:p>
       <w:pPr>
-        <w:spacing w:after="150"/>
+        <w:spacing w:after="60"/>
         <w:rPr>
-          <w:sz w:val="28"/>
-          <w:szCs w:val="28"/>
+          <w:sz w:val="36"/>
+          <w:szCs w:val="36"/>
         </w:rPr>
       </w:pPr>
       <w:proofErr w:type="gramStart"/>
@@ -380,8 +365,8 @@
         <w:rPr>
           <w:b/>
           <w:bCs/>
-          <w:sz w:val="28"/>
-          <w:szCs w:val="28"/>
+          <w:sz w:val="36"/>
+          <w:szCs w:val="36"/>
         </w:rPr>
         <w:t>Section :</w:t>
       </w:r>
@@ -390,51 +375,61 @@
         <w:rPr>
           <w:b/>
           <w:bCs/>
-          <w:sz w:val="28"/>
-          <w:szCs w:val="28"/>
+          <w:sz w:val="36"/>
+          <w:szCs w:val="36"/>
         </w:rPr>
-        <w:t xml:space="preserve">  </w:t>
+        <w:t xml:space="preserve">  E</w:t>
       </w:r>
       <w:r>
         <w:rPr>
           <w:b/>
           <w:bCs/>
-          <w:sz w:val="28"/>
-          <w:szCs w:val="28"/>
+          <w:sz w:val="36"/>
+          <w:szCs w:val="36"/>
         </w:rPr>
-        <w:t>E</w:t>
+        <w:t xml:space="preserve">                                   </w:t>
       </w:r>
       <w:r>
         <w:rPr>
           <w:b/>
           <w:bCs/>
-          <w:sz w:val="28"/>
-          <w:szCs w:val="28"/>
+          <w:sz w:val="36"/>
+          <w:szCs w:val="36"/>
         </w:rPr>
-        <w:t xml:space="preserve">                                                          </w:t>
+        <w:t xml:space="preserve"> </w:t>
       </w:r>
       <w:r>
         <w:rPr>
           <w:b/>
           <w:bCs/>
-          <w:sz w:val="28"/>
-          <w:szCs w:val="28"/>
+          <w:sz w:val="36"/>
+          <w:szCs w:val="36"/>
         </w:rPr>
-        <w:t xml:space="preserve">                                                                     </w:t>
+        <w:t xml:space="preserve">                 </w:t>
       </w:r>
       <w:r>
         <w:rPr>
           <w:b/>
           <w:bCs/>
-          <w:sz w:val="28"/>
-          <w:szCs w:val="28"/>
+          <w:sz w:val="36"/>
+          <w:szCs w:val="36"/>
+        </w:rPr>
+        <w:t xml:space="preserve">                                  </w:t>
+      </w:r>
+      <w:r>
+        <w:rPr>
+          <w:b/>
+          <w:bCs/>
+          <w:sz w:val="36"/>
+          <w:szCs w:val="36"/>
         </w:rPr>
         <w:t>Subject Code:   1BSOP308</w:t>
       </w:r>
     </w:p>
     <w:tbl>
       <w:tblPr>
-        <w:tblW w:w="13459" w:type="dxa"/>
+        <w:tblpPr w:leftFromText="180" w:rightFromText="180" w:vertAnchor="text" w:horzAnchor="margin" w:tblpXSpec="right" w:tblpY="220"/>
+        <w:tblW w:w="14229" w:type="dxa"/>
         <w:tblBorders>
           <w:top w:val="single" w:sz="4" w:space="0" w:color="auto"/>
           <w:left w:val="single" w:sz="4" w:space="0" w:color="auto"/>
@@ -450,24 +445,18 @@
         <w:tblLook w:val="0000" w:firstRow="0" w:lastRow="0" w:firstColumn="0" w:lastColumn="0" w:noHBand="0" w:noVBand="0"/>
       </w:tblPr>
       <w:tblGrid>
-        <w:gridCol w:w="3125"/>
-        <w:gridCol w:w="3328"/>
-        <w:gridCol w:w="3719"/>
-        <w:gridCol w:w="3287"/>
+        <w:gridCol w:w="3395"/>
+        <w:gridCol w:w="3124"/>
+        <w:gridCol w:w="4652"/>
+        <w:gridCol w:w="3058"/>
       </w:tblGrid>
       <w:tr>
-        <w:tblPrEx>
-          <w:tblCellMar>
-            <w:top w:w="0" w:type="dxa"/>
-            <w:bottom w:w="0" w:type="dxa"/>
-          </w:tblCellMar>
-        </w:tblPrEx>
         <w:trPr>
-          <w:trHeight w:val="880"/>
+          <w:trHeight w:val="694"/>
         </w:trPr>
         <w:tc>
           <w:tcPr>
-            <w:tcW w:w="3125" w:type="dxa"/>
+            <w:tcW w:w="3395" w:type="dxa"/>
             <w:tcBorders>
               <w:top w:val="single" w:sz="4" w:space="0" w:color="000000"/>
               <w:left w:val="single" w:sz="4" w:space="0" w:color="000000"/>
@@ -480,16 +469,16 @@
             <w:pPr>
               <w:jc w:val="center"/>
               <w:rPr>
-                <w:sz w:val="28"/>
-                <w:szCs w:val="28"/>
-              </w:rPr>
-            </w:pPr>
-            <w:r>
-              <w:rPr>
-                <w:b/>
-                <w:bCs/>
-                <w:sz w:val="28"/>
-                <w:szCs w:val="28"/>
+                <w:sz w:val="36"/>
+                <w:szCs w:val="36"/>
+              </w:rPr>
+            </w:pPr>
+            <w:r>
+              <w:rPr>
+                <w:b/>
+                <w:bCs/>
+                <w:sz w:val="36"/>
+                <w:szCs w:val="36"/>
               </w:rPr>
               <w:t>NAME OF STUDENT (Block Letters)</w:t>
             </w:r>
@@ -497,7 +486,7 @@
         </w:tc>
         <w:tc>
           <w:tcPr>
-            <w:tcW w:w="3328" w:type="dxa"/>
+            <w:tcW w:w="3124" w:type="dxa"/>
             <w:tcBorders>
               <w:top w:val="single" w:sz="4" w:space="0" w:color="000000"/>
               <w:left w:val="single" w:sz="4" w:space="0" w:color="000000"/>
@@ -510,16 +499,16 @@
             <w:pPr>
               <w:jc w:val="center"/>
               <w:rPr>
-                <w:sz w:val="28"/>
-                <w:szCs w:val="28"/>
-              </w:rPr>
-            </w:pPr>
-            <w:r>
-              <w:rPr>
-                <w:b/>
-                <w:bCs/>
-                <w:sz w:val="28"/>
-                <w:szCs w:val="28"/>
+                <w:sz w:val="36"/>
+                <w:szCs w:val="36"/>
+              </w:rPr>
+            </w:pPr>
+            <w:r>
+              <w:rPr>
+                <w:b/>
+                <w:bCs/>
+                <w:sz w:val="36"/>
+                <w:szCs w:val="36"/>
               </w:rPr>
               <w:t>USN (Block Letters)</w:t>
             </w:r>
@@ -527,7 +516,7 @@
         </w:tc>
         <w:tc>
           <w:tcPr>
-            <w:tcW w:w="3719" w:type="dxa"/>
+            <w:tcW w:w="4652" w:type="dxa"/>
             <w:tcBorders>
               <w:top w:val="single" w:sz="4" w:space="0" w:color="000000"/>
               <w:left w:val="single" w:sz="4" w:space="0" w:color="000000"/>
@@ -540,16 +529,16 @@
             <w:pPr>
               <w:jc w:val="center"/>
               <w:rPr>
-                <w:sz w:val="28"/>
-                <w:szCs w:val="28"/>
-              </w:rPr>
-            </w:pPr>
-            <w:r>
-              <w:rPr>
-                <w:b/>
-                <w:bCs/>
-                <w:sz w:val="28"/>
-                <w:szCs w:val="28"/>
+                <w:sz w:val="36"/>
+                <w:szCs w:val="36"/>
+              </w:rPr>
+            </w:pPr>
+            <w:r>
+              <w:rPr>
+                <w:b/>
+                <w:bCs/>
+                <w:sz w:val="36"/>
+                <w:szCs w:val="36"/>
               </w:rPr>
               <w:t>Email-Id</w:t>
             </w:r>
@@ -557,7 +546,7 @@
         </w:tc>
         <w:tc>
           <w:tcPr>
-            <w:tcW w:w="3287" w:type="dxa"/>
+            <w:tcW w:w="3058" w:type="dxa"/>
             <w:tcBorders>
               <w:top w:val="single" w:sz="4" w:space="0" w:color="000000"/>
               <w:left w:val="single" w:sz="4" w:space="0" w:color="000000"/>
@@ -570,16 +559,16 @@
             <w:pPr>
               <w:jc w:val="center"/>
               <w:rPr>
-                <w:sz w:val="28"/>
-                <w:szCs w:val="28"/>
-              </w:rPr>
-            </w:pPr>
-            <w:r>
-              <w:rPr>
-                <w:b/>
-                <w:bCs/>
-                <w:sz w:val="28"/>
-                <w:szCs w:val="28"/>
+                <w:sz w:val="36"/>
+                <w:szCs w:val="36"/>
+              </w:rPr>
+            </w:pPr>
+            <w:r>
+              <w:rPr>
+                <w:b/>
+                <w:bCs/>
+                <w:sz w:val="36"/>
+                <w:szCs w:val="36"/>
               </w:rPr>
               <w:t>Contact No.</w:t>
             </w:r>
@@ -587,18 +576,12 @@
         </w:tc>
       </w:tr>
       <w:tr>
-        <w:tblPrEx>
-          <w:tblCellMar>
-            <w:top w:w="0" w:type="dxa"/>
-            <w:bottom w:w="0" w:type="dxa"/>
-          </w:tblCellMar>
-        </w:tblPrEx>
         <w:trPr>
-          <w:trHeight w:val="297"/>
+          <w:trHeight w:val="234"/>
         </w:trPr>
         <w:tc>
           <w:tcPr>
-            <w:tcW w:w="3125" w:type="dxa"/>
+            <w:tcW w:w="3395" w:type="dxa"/>
             <w:tcBorders>
               <w:top w:val="single" w:sz="4" w:space="0" w:color="000000"/>
               <w:left w:val="single" w:sz="4" w:space="0" w:color="000000"/>
@@ -609,29 +592,22 @@
           <w:p>
             <w:pPr>
               <w:rPr>
-                <w:sz w:val="28"/>
-                <w:szCs w:val="28"/>
-              </w:rPr>
-            </w:pPr>
-            <w:r>
-              <w:rPr>
-                <w:sz w:val="28"/>
-                <w:szCs w:val="28"/>
-              </w:rPr>
-              <w:t xml:space="preserve">             </w:t>
-            </w:r>
-            <w:r>
-              <w:rPr>
-                <w:sz w:val="28"/>
-                <w:szCs w:val="28"/>
-              </w:rPr>
-              <w:t>POORVI.L</w:t>
+                <w:sz w:val="36"/>
+                <w:szCs w:val="36"/>
+              </w:rPr>
+            </w:pPr>
+            <w:r>
+              <w:rPr>
+                <w:sz w:val="36"/>
+                <w:szCs w:val="36"/>
+              </w:rPr>
+              <w:t xml:space="preserve">         POORVI.L</w:t>
             </w:r>
           </w:p>
         </w:tc>
         <w:tc>
           <w:tcPr>
-            <w:tcW w:w="3328" w:type="dxa"/>
+            <w:tcW w:w="3124" w:type="dxa"/>
             <w:tcBorders>
               <w:top w:val="single" w:sz="4" w:space="0" w:color="000000"/>
               <w:left w:val="single" w:sz="4" w:space="0" w:color="000000"/>
@@ -642,29 +618,22 @@
           <w:p>
             <w:pPr>
               <w:rPr>
-                <w:sz w:val="28"/>
-                <w:szCs w:val="28"/>
-              </w:rPr>
-            </w:pPr>
-            <w:r>
-              <w:rPr>
-                <w:sz w:val="28"/>
-                <w:szCs w:val="28"/>
-              </w:rPr>
-              <w:t xml:space="preserve">          </w:t>
-            </w:r>
-            <w:r>
-              <w:rPr>
-                <w:sz w:val="28"/>
-                <w:szCs w:val="28"/>
-              </w:rPr>
-              <w:t>1BY25AI170</w:t>
+                <w:sz w:val="36"/>
+                <w:szCs w:val="36"/>
+              </w:rPr>
+            </w:pPr>
+            <w:r>
+              <w:rPr>
+                <w:sz w:val="36"/>
+                <w:szCs w:val="36"/>
+              </w:rPr>
+              <w:t xml:space="preserve">       1BY25AI170</w:t>
             </w:r>
           </w:p>
         </w:tc>
         <w:tc>
           <w:tcPr>
-            <w:tcW w:w="3719" w:type="dxa"/>
+            <w:tcW w:w="4652" w:type="dxa"/>
             <w:tcBorders>
               <w:top w:val="single" w:sz="4" w:space="0" w:color="000000"/>
               <w:left w:val="single" w:sz="4" w:space="0" w:color="000000"/>
@@ -675,29 +644,22 @@
           <w:p>
             <w:pPr>
               <w:rPr>
-                <w:sz w:val="28"/>
-                <w:szCs w:val="28"/>
-              </w:rPr>
-            </w:pPr>
-            <w:r>
-              <w:rPr>
-                <w:sz w:val="28"/>
-                <w:szCs w:val="28"/>
-              </w:rPr>
-              <w:t>p</w:t>
-            </w:r>
-            <w:r>
-              <w:rPr>
-                <w:sz w:val="28"/>
-                <w:szCs w:val="28"/>
-              </w:rPr>
-              <w:t>oorvilokesh007@gmail.com</w:t>
+                <w:sz w:val="36"/>
+                <w:szCs w:val="36"/>
+              </w:rPr>
+            </w:pPr>
+            <w:r>
+              <w:rPr>
+                <w:sz w:val="36"/>
+                <w:szCs w:val="36"/>
+              </w:rPr>
+              <w:t>poorvilokesh007@gmail.com</w:t>
             </w:r>
           </w:p>
         </w:tc>
         <w:tc>
           <w:tcPr>
-            <w:tcW w:w="3287" w:type="dxa"/>
+            <w:tcW w:w="3058" w:type="dxa"/>
             <w:tcBorders>
               <w:top w:val="single" w:sz="4" w:space="0" w:color="000000"/>
               <w:left w:val="single" w:sz="4" w:space="0" w:color="000000"/>
@@ -708,21 +670,43 @@
           <w:p>
             <w:pPr>
               <w:rPr>
-                <w:sz w:val="28"/>
-                <w:szCs w:val="28"/>
-              </w:rPr>
-            </w:pPr>
-            <w:r>
-              <w:rPr>
-                <w:sz w:val="28"/>
-                <w:szCs w:val="28"/>
+                <w:sz w:val="36"/>
+                <w:szCs w:val="36"/>
+              </w:rPr>
+            </w:pPr>
+            <w:r>
+              <w:rPr>
+                <w:sz w:val="36"/>
+                <w:szCs w:val="36"/>
               </w:rPr>
               <w:t xml:space="preserve">             </w:t>
             </w:r>
             <w:r>
               <w:rPr>
-                <w:sz w:val="28"/>
-                <w:szCs w:val="28"/>
+                <w:sz w:val="36"/>
+                <w:szCs w:val="36"/>
+              </w:rPr>
+              <w:t xml:space="preserve">  </w:t>
+            </w:r>
+          </w:p>
+          <w:p>
+            <w:pPr>
+              <w:rPr>
+                <w:sz w:val="36"/>
+                <w:szCs w:val="36"/>
+              </w:rPr>
+            </w:pPr>
+            <w:r>
+              <w:rPr>
+                <w:sz w:val="36"/>
+                <w:szCs w:val="36"/>
+              </w:rPr>
+              <w:t xml:space="preserve">      </w:t>
+            </w:r>
+            <w:r>
+              <w:rPr>
+                <w:sz w:val="36"/>
+                <w:szCs w:val="36"/>
               </w:rPr>
               <w:t>9901560773</w:t>
             </w:r>
@@ -730,18 +714,12 @@
         </w:tc>
       </w:tr>
       <w:tr>
-        <w:tblPrEx>
-          <w:tblCellMar>
-            <w:top w:w="0" w:type="dxa"/>
-            <w:bottom w:w="0" w:type="dxa"/>
-          </w:tblCellMar>
-        </w:tblPrEx>
         <w:trPr>
-          <w:trHeight w:val="297"/>
+          <w:trHeight w:val="234"/>
         </w:trPr>
         <w:tc>
           <w:tcPr>
-            <w:tcW w:w="3125" w:type="dxa"/>
+            <w:tcW w:w="3395" w:type="dxa"/>
             <w:tcBorders>
               <w:top w:val="single" w:sz="4" w:space="0" w:color="000000"/>
               <w:left w:val="single" w:sz="4" w:space="0" w:color="000000"/>
@@ -752,29 +730,22 @@
           <w:p>
             <w:pPr>
               <w:rPr>
-                <w:sz w:val="28"/>
-                <w:szCs w:val="28"/>
-              </w:rPr>
-            </w:pPr>
-            <w:r>
-              <w:rPr>
-                <w:sz w:val="28"/>
-                <w:szCs w:val="28"/>
-              </w:rPr>
-              <w:t xml:space="preserve">           </w:t>
-            </w:r>
-            <w:r>
-              <w:rPr>
-                <w:sz w:val="28"/>
-                <w:szCs w:val="28"/>
-              </w:rPr>
-              <w:t>SAKSHI B M</w:t>
+                <w:sz w:val="36"/>
+                <w:szCs w:val="36"/>
+              </w:rPr>
+            </w:pPr>
+            <w:r>
+              <w:rPr>
+                <w:sz w:val="36"/>
+                <w:szCs w:val="36"/>
+              </w:rPr>
+              <w:t xml:space="preserve">      SAKSHI B M</w:t>
             </w:r>
           </w:p>
         </w:tc>
         <w:tc>
           <w:tcPr>
-            <w:tcW w:w="3328" w:type="dxa"/>
+            <w:tcW w:w="3124" w:type="dxa"/>
             <w:tcBorders>
               <w:top w:val="single" w:sz="4" w:space="0" w:color="000000"/>
               <w:left w:val="single" w:sz="4" w:space="0" w:color="000000"/>
@@ -785,29 +756,22 @@
           <w:p>
             <w:pPr>
               <w:rPr>
-                <w:sz w:val="28"/>
-                <w:szCs w:val="28"/>
-              </w:rPr>
-            </w:pPr>
-            <w:r>
-              <w:rPr>
-                <w:sz w:val="28"/>
-                <w:szCs w:val="28"/>
-              </w:rPr>
-              <w:t xml:space="preserve">          </w:t>
-            </w:r>
-            <w:r>
-              <w:rPr>
-                <w:sz w:val="28"/>
-                <w:szCs w:val="28"/>
-              </w:rPr>
-              <w:t>1TD25AI070</w:t>
+                <w:sz w:val="36"/>
+                <w:szCs w:val="36"/>
+              </w:rPr>
+            </w:pPr>
+            <w:r>
+              <w:rPr>
+                <w:sz w:val="36"/>
+                <w:szCs w:val="36"/>
+              </w:rPr>
+              <w:t xml:space="preserve">       1TD25AI070</w:t>
             </w:r>
           </w:p>
         </w:tc>
         <w:tc>
           <w:tcPr>
-            <w:tcW w:w="3719" w:type="dxa"/>
+            <w:tcW w:w="4652" w:type="dxa"/>
             <w:tcBorders>
               <w:top w:val="single" w:sz="4" w:space="0" w:color="000000"/>
               <w:left w:val="single" w:sz="4" w:space="0" w:color="000000"/>
@@ -818,36 +782,22 @@
           <w:p>
             <w:pPr>
               <w:rPr>
-                <w:sz w:val="28"/>
-                <w:szCs w:val="28"/>
-              </w:rPr>
-            </w:pPr>
-            <w:r>
-              <w:rPr>
-                <w:sz w:val="28"/>
-                <w:szCs w:val="28"/>
-              </w:rPr>
-              <w:t>s</w:t>
-            </w:r>
-            <w:r>
-              <w:rPr>
-                <w:sz w:val="28"/>
-                <w:szCs w:val="28"/>
-              </w:rPr>
-              <w:t>akshi</w:t>
-            </w:r>
-            <w:r>
-              <w:rPr>
-                <w:sz w:val="28"/>
-                <w:szCs w:val="28"/>
-              </w:rPr>
-              <w:t>sakshi474@gmail.com</w:t>
+                <w:sz w:val="36"/>
+                <w:szCs w:val="36"/>
+              </w:rPr>
+            </w:pPr>
+            <w:r>
+              <w:rPr>
+                <w:sz w:val="36"/>
+                <w:szCs w:val="36"/>
+              </w:rPr>
+              <w:t>sakshisakshi474@gmail.com</w:t>
             </w:r>
           </w:p>
         </w:tc>
         <w:tc>
           <w:tcPr>
-            <w:tcW w:w="3287" w:type="dxa"/>
+            <w:tcW w:w="3058" w:type="dxa"/>
             <w:tcBorders>
               <w:top w:val="single" w:sz="4" w:space="0" w:color="000000"/>
               <w:left w:val="single" w:sz="4" w:space="0" w:color="000000"/>
@@ -858,47 +808,56 @@
           <w:p>
             <w:pPr>
               <w:rPr>
-                <w:sz w:val="28"/>
-                <w:szCs w:val="28"/>
-              </w:rPr>
-            </w:pPr>
-            <w:r>
-              <w:rPr>
-                <w:sz w:val="28"/>
-                <w:szCs w:val="28"/>
+                <w:sz w:val="36"/>
+                <w:szCs w:val="36"/>
+              </w:rPr>
+            </w:pPr>
+            <w:r>
+              <w:rPr>
+                <w:sz w:val="36"/>
+                <w:szCs w:val="36"/>
               </w:rPr>
               <w:t xml:space="preserve">             </w:t>
             </w:r>
             <w:r>
               <w:rPr>
-                <w:sz w:val="28"/>
-                <w:szCs w:val="28"/>
-              </w:rPr>
-              <w:t>99022187</w:t>
-            </w:r>
-            <w:r>
-              <w:rPr>
-                <w:sz w:val="28"/>
-                <w:szCs w:val="28"/>
-              </w:rPr>
-              <w:t>59</w:t>
+                <w:sz w:val="36"/>
+                <w:szCs w:val="36"/>
+              </w:rPr>
+              <w:t xml:space="preserve">          </w:t>
+            </w:r>
+          </w:p>
+          <w:p>
+            <w:pPr>
+              <w:rPr>
+                <w:sz w:val="36"/>
+                <w:szCs w:val="36"/>
+              </w:rPr>
+            </w:pPr>
+            <w:r>
+              <w:rPr>
+                <w:sz w:val="36"/>
+                <w:szCs w:val="36"/>
+              </w:rPr>
+              <w:t xml:space="preserve">       </w:t>
+            </w:r>
+            <w:r>
+              <w:rPr>
+                <w:sz w:val="36"/>
+                <w:szCs w:val="36"/>
+              </w:rPr>
+              <w:t>9902218759</w:t>
             </w:r>
           </w:p>
         </w:tc>
       </w:tr>
       <w:tr>
-        <w:tblPrEx>
-          <w:tblCellMar>
-            <w:top w:w="0" w:type="dxa"/>
-            <w:bottom w:w="0" w:type="dxa"/>
-          </w:tblCellMar>
-        </w:tblPrEx>
         <w:trPr>
-          <w:trHeight w:val="286"/>
+          <w:trHeight w:val="225"/>
         </w:trPr>
         <w:tc>
           <w:tcPr>
-            <w:tcW w:w="3125" w:type="dxa"/>
+            <w:tcW w:w="3395" w:type="dxa"/>
             <w:tcBorders>
               <w:top w:val="single" w:sz="4" w:space="0" w:color="000000"/>
               <w:left w:val="single" w:sz="4" w:space="0" w:color="000000"/>
@@ -909,29 +868,22 @@
           <w:p>
             <w:pPr>
               <w:rPr>
-                <w:sz w:val="28"/>
-                <w:szCs w:val="28"/>
-              </w:rPr>
-            </w:pPr>
-            <w:r>
-              <w:rPr>
-                <w:sz w:val="28"/>
-                <w:szCs w:val="28"/>
-              </w:rPr>
-              <w:t xml:space="preserve">            </w:t>
-            </w:r>
-            <w:r>
-              <w:rPr>
-                <w:sz w:val="28"/>
-                <w:szCs w:val="28"/>
-              </w:rPr>
-              <w:t>SANDHYA</w:t>
+                <w:sz w:val="36"/>
+                <w:szCs w:val="36"/>
+              </w:rPr>
+            </w:pPr>
+            <w:r>
+              <w:rPr>
+                <w:sz w:val="36"/>
+                <w:szCs w:val="36"/>
+              </w:rPr>
+              <w:t xml:space="preserve">       SANDHYA</w:t>
             </w:r>
           </w:p>
         </w:tc>
         <w:tc>
           <w:tcPr>
-            <w:tcW w:w="3328" w:type="dxa"/>
+            <w:tcW w:w="3124" w:type="dxa"/>
             <w:tcBorders>
               <w:top w:val="single" w:sz="4" w:space="0" w:color="000000"/>
               <w:left w:val="single" w:sz="4" w:space="0" w:color="000000"/>
@@ -942,29 +894,22 @@
           <w:p>
             <w:pPr>
               <w:rPr>
-                <w:sz w:val="28"/>
-                <w:szCs w:val="28"/>
-              </w:rPr>
-            </w:pPr>
-            <w:r>
-              <w:rPr>
-                <w:sz w:val="28"/>
-                <w:szCs w:val="28"/>
-              </w:rPr>
-              <w:t xml:space="preserve">          </w:t>
-            </w:r>
-            <w:r>
-              <w:rPr>
-                <w:sz w:val="28"/>
-                <w:szCs w:val="28"/>
-              </w:rPr>
-              <w:t>1TD25AI072</w:t>
+                <w:sz w:val="36"/>
+                <w:szCs w:val="36"/>
+              </w:rPr>
+            </w:pPr>
+            <w:r>
+              <w:rPr>
+                <w:sz w:val="36"/>
+                <w:szCs w:val="36"/>
+              </w:rPr>
+              <w:t xml:space="preserve">       1TD25AI072</w:t>
             </w:r>
           </w:p>
         </w:tc>
         <w:tc>
           <w:tcPr>
-            <w:tcW w:w="3719" w:type="dxa"/>
+            <w:tcW w:w="4652" w:type="dxa"/>
             <w:tcBorders>
               <w:top w:val="single" w:sz="4" w:space="0" w:color="000000"/>
               <w:left w:val="single" w:sz="4" w:space="0" w:color="000000"/>
@@ -975,29 +920,22 @@
           <w:p>
             <w:pPr>
               <w:rPr>
-                <w:sz w:val="28"/>
-                <w:szCs w:val="28"/>
-              </w:rPr>
-            </w:pPr>
-            <w:r>
-              <w:rPr>
-                <w:sz w:val="28"/>
-                <w:szCs w:val="28"/>
-              </w:rPr>
-              <w:t>s</w:t>
-            </w:r>
-            <w:r>
-              <w:rPr>
-                <w:sz w:val="28"/>
-                <w:szCs w:val="28"/>
-              </w:rPr>
-              <w:t>andhyashree1923@gmail.com</w:t>
+                <w:sz w:val="36"/>
+                <w:szCs w:val="36"/>
+              </w:rPr>
+            </w:pPr>
+            <w:r>
+              <w:rPr>
+                <w:sz w:val="36"/>
+                <w:szCs w:val="36"/>
+              </w:rPr>
+              <w:t>sandhyashree1923@gmail.com</w:t>
             </w:r>
           </w:p>
         </w:tc>
         <w:tc>
           <w:tcPr>
-            <w:tcW w:w="3287" w:type="dxa"/>
+            <w:tcW w:w="3058" w:type="dxa"/>
             <w:tcBorders>
               <w:top w:val="single" w:sz="4" w:space="0" w:color="000000"/>
               <w:left w:val="single" w:sz="4" w:space="0" w:color="000000"/>
@@ -1008,33 +946,49 @@
           <w:p>
             <w:pPr>
               <w:rPr>
-                <w:sz w:val="28"/>
-                <w:szCs w:val="28"/>
-              </w:rPr>
-            </w:pPr>
-            <w:r>
-              <w:rPr>
-                <w:sz w:val="28"/>
-                <w:szCs w:val="28"/>
-              </w:rPr>
-              <w:t xml:space="preserve">             9902021944</w:t>
+                <w:sz w:val="36"/>
+                <w:szCs w:val="36"/>
+              </w:rPr>
+            </w:pPr>
+            <w:r>
+              <w:rPr>
+                <w:sz w:val="36"/>
+                <w:szCs w:val="36"/>
+              </w:rPr>
+              <w:t xml:space="preserve">             </w:t>
+            </w:r>
+          </w:p>
+          <w:p>
+            <w:pPr>
+              <w:rPr>
+                <w:sz w:val="36"/>
+                <w:szCs w:val="36"/>
+              </w:rPr>
+            </w:pPr>
+            <w:r>
+              <w:rPr>
+                <w:sz w:val="36"/>
+                <w:szCs w:val="36"/>
+              </w:rPr>
+              <w:t xml:space="preserve">       </w:t>
+            </w:r>
+            <w:r>
+              <w:rPr>
+                <w:sz w:val="36"/>
+                <w:szCs w:val="36"/>
+              </w:rPr>
+              <w:t>9902021944</w:t>
             </w:r>
           </w:p>
         </w:tc>
       </w:tr>
       <w:tr>
-        <w:tblPrEx>
-          <w:tblCellMar>
-            <w:top w:w="0" w:type="dxa"/>
-            <w:bottom w:w="0" w:type="dxa"/>
-          </w:tblCellMar>
-        </w:tblPrEx>
         <w:trPr>
-          <w:trHeight w:val="297"/>
+          <w:trHeight w:val="39"/>
         </w:trPr>
         <w:tc>
           <w:tcPr>
-            <w:tcW w:w="3125" w:type="dxa"/>
+            <w:tcW w:w="3395" w:type="dxa"/>
             <w:tcBorders>
               <w:top w:val="single" w:sz="4" w:space="0" w:color="000000"/>
               <w:left w:val="single" w:sz="4" w:space="0" w:color="000000"/>
@@ -1045,29 +999,22 @@
           <w:p>
             <w:pPr>
               <w:rPr>
-                <w:sz w:val="28"/>
-                <w:szCs w:val="28"/>
-              </w:rPr>
-            </w:pPr>
-            <w:r>
-              <w:rPr>
-                <w:sz w:val="28"/>
-                <w:szCs w:val="28"/>
-              </w:rPr>
-              <w:t xml:space="preserve">           </w:t>
-            </w:r>
-            <w:r>
-              <w:rPr>
-                <w:sz w:val="28"/>
-                <w:szCs w:val="28"/>
-              </w:rPr>
-              <w:t>MOULYA.V</w:t>
+                <w:sz w:val="36"/>
+                <w:szCs w:val="36"/>
+              </w:rPr>
+            </w:pPr>
+            <w:r>
+              <w:rPr>
+                <w:sz w:val="36"/>
+                <w:szCs w:val="36"/>
+              </w:rPr>
+              <w:t xml:space="preserve">     MOULYA.V</w:t>
             </w:r>
           </w:p>
         </w:tc>
         <w:tc>
           <w:tcPr>
-            <w:tcW w:w="3328" w:type="dxa"/>
+            <w:tcW w:w="3124" w:type="dxa"/>
             <w:tcBorders>
               <w:top w:val="single" w:sz="4" w:space="0" w:color="000000"/>
               <w:left w:val="single" w:sz="4" w:space="0" w:color="000000"/>
@@ -1078,36 +1025,22 @@
           <w:p>
             <w:pPr>
               <w:rPr>
-                <w:sz w:val="28"/>
-                <w:szCs w:val="28"/>
-              </w:rPr>
-            </w:pPr>
-            <w:r>
-              <w:rPr>
-                <w:sz w:val="28"/>
-                <w:szCs w:val="28"/>
-              </w:rPr>
-              <w:t xml:space="preserve">          </w:t>
-            </w:r>
-            <w:r>
-              <w:rPr>
-                <w:sz w:val="28"/>
-                <w:szCs w:val="28"/>
-              </w:rPr>
-              <w:t>1BY25</w:t>
-            </w:r>
-            <w:r>
-              <w:rPr>
-                <w:sz w:val="28"/>
-                <w:szCs w:val="28"/>
-              </w:rPr>
-              <w:t>AI142</w:t>
+                <w:sz w:val="36"/>
+                <w:szCs w:val="36"/>
+              </w:rPr>
+            </w:pPr>
+            <w:r>
+              <w:rPr>
+                <w:sz w:val="36"/>
+                <w:szCs w:val="36"/>
+              </w:rPr>
+              <w:t xml:space="preserve">       1BY25AI142</w:t>
             </w:r>
           </w:p>
         </w:tc>
         <w:tc>
           <w:tcPr>
-            <w:tcW w:w="3719" w:type="dxa"/>
+            <w:tcW w:w="4652" w:type="dxa"/>
             <w:tcBorders>
               <w:top w:val="single" w:sz="4" w:space="0" w:color="000000"/>
               <w:left w:val="single" w:sz="4" w:space="0" w:color="000000"/>
@@ -1118,29 +1051,22 @@
           <w:p>
             <w:pPr>
               <w:rPr>
-                <w:sz w:val="28"/>
-                <w:szCs w:val="28"/>
-              </w:rPr>
-            </w:pPr>
-            <w:r>
-              <w:rPr>
-                <w:sz w:val="28"/>
-                <w:szCs w:val="28"/>
-              </w:rPr>
-              <w:t>m</w:t>
-            </w:r>
-            <w:r>
-              <w:rPr>
-                <w:sz w:val="28"/>
-                <w:szCs w:val="28"/>
-              </w:rPr>
-              <w:t>oulya825@gmail.com</w:t>
+                <w:sz w:val="36"/>
+                <w:szCs w:val="36"/>
+              </w:rPr>
+            </w:pPr>
+            <w:r>
+              <w:rPr>
+                <w:sz w:val="36"/>
+                <w:szCs w:val="36"/>
+              </w:rPr>
+              <w:t>moulya825@gmail.com</w:t>
             </w:r>
           </w:p>
         </w:tc>
         <w:tc>
           <w:tcPr>
-            <w:tcW w:w="3287" w:type="dxa"/>
+            <w:tcW w:w="3058" w:type="dxa"/>
             <w:tcBorders>
               <w:top w:val="single" w:sz="4" w:space="0" w:color="000000"/>
               <w:left w:val="single" w:sz="4" w:space="0" w:color="000000"/>
@@ -1151,16 +1077,45 @@
           <w:p>
             <w:pPr>
               <w:rPr>
-                <w:sz w:val="28"/>
-                <w:szCs w:val="28"/>
-              </w:rPr>
-            </w:pPr>
-            <w:r>
-              <w:rPr>
-                <w:sz w:val="28"/>
-                <w:szCs w:val="28"/>
-              </w:rPr>
-              <w:t xml:space="preserve">             9148992843</w:t>
+                <w:sz w:val="36"/>
+                <w:szCs w:val="36"/>
+              </w:rPr>
+            </w:pPr>
+            <w:r>
+              <w:rPr>
+                <w:sz w:val="36"/>
+                <w:szCs w:val="36"/>
+              </w:rPr>
+              <w:t xml:space="preserve">             </w:t>
+            </w:r>
+            <w:r>
+              <w:rPr>
+                <w:sz w:val="36"/>
+                <w:szCs w:val="36"/>
+              </w:rPr>
+              <w:t xml:space="preserve"> </w:t>
+            </w:r>
+          </w:p>
+          <w:p>
+            <w:pPr>
+              <w:rPr>
+                <w:sz w:val="36"/>
+                <w:szCs w:val="36"/>
+              </w:rPr>
+            </w:pPr>
+            <w:r>
+              <w:rPr>
+                <w:sz w:val="36"/>
+                <w:szCs w:val="36"/>
+              </w:rPr>
+              <w:t xml:space="preserve">        </w:t>
+            </w:r>
+            <w:r>
+              <w:rPr>
+                <w:sz w:val="36"/>
+                <w:szCs w:val="36"/>
+              </w:rPr>
+              <w:t>9148992843</w:t>
             </w:r>
           </w:p>
         </w:tc>
@@ -1170,14 +1125,24 @@
       <w:pPr>
         <w:spacing w:after="150"/>
         <w:rPr>
-          <w:sz w:val="28"/>
-          <w:szCs w:val="28"/>
+          <w:sz w:val="36"/>
+          <w:szCs w:val="36"/>
+        </w:rPr>
+      </w:pPr>
+    </w:p>
+    <w:p>
+      <w:pPr>
+        <w:spacing w:after="150"/>
+        <w:rPr>
+          <w:sz w:val="36"/>
+          <w:szCs w:val="36"/>
         </w:rPr>
       </w:pPr>
     </w:p>
     <w:tbl>
       <w:tblPr>
-        <w:tblW w:w="9746" w:type="dxa"/>
+        <w:tblW w:w="14242" w:type="dxa"/>
+        <w:tblInd w:w="-572" w:type="dxa"/>
         <w:tblBorders>
           <w:top w:val="single" w:sz="4" w:space="0" w:color="auto"/>
           <w:left w:val="single" w:sz="4" w:space="0" w:color="auto"/>
@@ -1186,6 +1151,7 @@
           <w:insideH w:val="single" w:sz="4" w:space="0" w:color="auto"/>
           <w:insideV w:val="single" w:sz="4" w:space="0" w:color="auto"/>
         </w:tblBorders>
+        <w:tblLayout w:type="fixed"/>
         <w:tblCellMar>
           <w:left w:w="10" w:type="dxa"/>
           <w:right w:w="10" w:type="dxa"/>
@@ -1193,19 +1159,13 @@
         <w:tblLook w:val="0000" w:firstRow="0" w:lastRow="0" w:firstColumn="0" w:lastColumn="0" w:noHBand="0" w:noVBand="0"/>
       </w:tblPr>
       <w:tblGrid>
-        <w:gridCol w:w="1669"/>
-        <w:gridCol w:w="11738"/>
+        <w:gridCol w:w="2127"/>
+        <w:gridCol w:w="12115"/>
       </w:tblGrid>
       <w:tr>
-        <w:tblPrEx>
-          <w:tblCellMar>
-            <w:top w:w="0" w:type="dxa"/>
-            <w:bottom w:w="0" w:type="dxa"/>
-          </w:tblCellMar>
-        </w:tblPrEx>
         <w:tc>
           <w:tcPr>
-            <w:tcW w:w="2500" w:type="dxa"/>
+            <w:tcW w:w="2127" w:type="dxa"/>
             <w:tcBorders>
               <w:top w:val="single" w:sz="4" w:space="0" w:color="000000"/>
               <w:left w:val="single" w:sz="4" w:space="0" w:color="000000"/>
@@ -1217,16 +1177,16 @@
           <w:p>
             <w:pPr>
               <w:rPr>
-                <w:sz w:val="28"/>
-                <w:szCs w:val="28"/>
-              </w:rPr>
-            </w:pPr>
-            <w:r>
-              <w:rPr>
-                <w:b/>
-                <w:bCs/>
-                <w:sz w:val="28"/>
-                <w:szCs w:val="28"/>
+                <w:sz w:val="36"/>
+                <w:szCs w:val="36"/>
+              </w:rPr>
+            </w:pPr>
+            <w:r>
+              <w:rPr>
+                <w:b/>
+                <w:bCs/>
+                <w:sz w:val="36"/>
+                <w:szCs w:val="36"/>
               </w:rPr>
               <w:t>Project Title:</w:t>
             </w:r>
@@ -1234,7 +1194,7 @@
         </w:tc>
         <w:tc>
           <w:tcPr>
-            <w:tcW w:w="7246" w:type="dxa"/>
+            <w:tcW w:w="12115" w:type="dxa"/>
             <w:tcBorders>
               <w:top w:val="single" w:sz="4" w:space="0" w:color="000000"/>
               <w:left w:val="single" w:sz="4" w:space="0" w:color="000000"/>
@@ -1245,16 +1205,16 @@
           <w:p>
             <w:pPr>
               <w:rPr>
-                <w:sz w:val="28"/>
-                <w:szCs w:val="28"/>
-              </w:rPr>
-            </w:pPr>
-            <w:r>
-              <w:rPr>
-                <w:b/>
-                <w:bCs/>
-                <w:sz w:val="28"/>
-                <w:szCs w:val="28"/>
+                <w:sz w:val="36"/>
+                <w:szCs w:val="36"/>
+              </w:rPr>
+            </w:pPr>
+            <w:r>
+              <w:rPr>
+                <w:b/>
+                <w:bCs/>
+                <w:sz w:val="36"/>
+                <w:szCs w:val="36"/>
               </w:rPr>
               <w:t>JANANI – A Website for Maternal Health, Emergency Hospital Access, and Women's Reproductive Wellness</w:t>
             </w:r>
@@ -1262,15 +1222,9 @@
         </w:tc>
       </w:tr>
       <w:tr>
-        <w:tblPrEx>
-          <w:tblCellMar>
-            <w:top w:w="0" w:type="dxa"/>
-            <w:bottom w:w="0" w:type="dxa"/>
-          </w:tblCellMar>
-        </w:tblPrEx>
         <w:tc>
           <w:tcPr>
-            <w:tcW w:w="2500" w:type="dxa"/>
+            <w:tcW w:w="2127" w:type="dxa"/>
             <w:tcBorders>
               <w:top w:val="single" w:sz="4" w:space="0" w:color="000000"/>
               <w:left w:val="single" w:sz="4" w:space="0" w:color="000000"/>
@@ -1284,84 +1238,84 @@
               <w:rPr>
                 <w:b/>
                 <w:bCs/>
-                <w:sz w:val="28"/>
-                <w:szCs w:val="28"/>
-              </w:rPr>
-            </w:pPr>
-          </w:p>
-          <w:p>
-            <w:pPr>
-              <w:rPr>
-                <w:b/>
-                <w:bCs/>
-                <w:sz w:val="28"/>
-                <w:szCs w:val="28"/>
-              </w:rPr>
-            </w:pPr>
-          </w:p>
-          <w:p>
-            <w:pPr>
-              <w:rPr>
-                <w:b/>
-                <w:bCs/>
-                <w:sz w:val="28"/>
-                <w:szCs w:val="28"/>
-              </w:rPr>
-            </w:pPr>
-          </w:p>
-          <w:p>
-            <w:pPr>
-              <w:rPr>
-                <w:b/>
-                <w:bCs/>
-                <w:sz w:val="28"/>
-                <w:szCs w:val="28"/>
-              </w:rPr>
-            </w:pPr>
-          </w:p>
-          <w:p>
-            <w:pPr>
-              <w:rPr>
-                <w:b/>
-                <w:bCs/>
-                <w:sz w:val="28"/>
-                <w:szCs w:val="28"/>
-              </w:rPr>
-            </w:pPr>
-          </w:p>
-          <w:p>
-            <w:pPr>
-              <w:rPr>
-                <w:b/>
-                <w:bCs/>
-                <w:sz w:val="28"/>
-                <w:szCs w:val="28"/>
-              </w:rPr>
-            </w:pPr>
-          </w:p>
-          <w:p>
-            <w:pPr>
-              <w:rPr>
-                <w:b/>
-                <w:bCs/>
-                <w:sz w:val="28"/>
-                <w:szCs w:val="28"/>
-              </w:rPr>
-            </w:pPr>
-          </w:p>
-          <w:p>
-            <w:pPr>
-              <w:rPr>
-                <w:sz w:val="28"/>
-                <w:szCs w:val="28"/>
-              </w:rPr>
-            </w:pPr>
-            <w:r>
-              <w:rPr>
-                <w:b/>
-                <w:bCs/>
-                <w:sz w:val="28"/>
-                <w:szCs w:val="28"/>
+                <w:sz w:val="36"/>
+                <w:szCs w:val="36"/>
+              </w:rPr>
+            </w:pPr>
+          </w:p>
+          <w:p>
+            <w:pPr>
+              <w:rPr>
+                <w:b/>
+                <w:bCs/>
+                <w:sz w:val="36"/>
+                <w:szCs w:val="36"/>
+              </w:rPr>
+            </w:pPr>
+          </w:p>
+          <w:p>
+            <w:pPr>
+              <w:rPr>
+                <w:b/>
+                <w:bCs/>
+                <w:sz w:val="36"/>
+                <w:szCs w:val="36"/>
+              </w:rPr>
+            </w:pPr>
+          </w:p>
+          <w:p>
+            <w:pPr>
+              <w:rPr>
+                <w:b/>
+                <w:bCs/>
+                <w:sz w:val="36"/>
+                <w:szCs w:val="36"/>
+              </w:rPr>
+            </w:pPr>
+          </w:p>
+          <w:p>
+            <w:pPr>
+              <w:rPr>
+                <w:b/>
+                <w:bCs/>
+                <w:sz w:val="36"/>
+                <w:szCs w:val="36"/>
+              </w:rPr>
+            </w:pPr>
+          </w:p>
+          <w:p>
+            <w:pPr>
+              <w:rPr>
+                <w:b/>
+                <w:bCs/>
+                <w:sz w:val="36"/>
+                <w:szCs w:val="36"/>
+              </w:rPr>
+            </w:pPr>
+          </w:p>
+          <w:p>
+            <w:pPr>
+              <w:rPr>
+                <w:b/>
+                <w:bCs/>
+                <w:sz w:val="36"/>
+                <w:szCs w:val="36"/>
+              </w:rPr>
+            </w:pPr>
+          </w:p>
+          <w:p>
+            <w:pPr>
+              <w:rPr>
+                <w:sz w:val="36"/>
+                <w:szCs w:val="36"/>
+              </w:rPr>
+            </w:pPr>
+            <w:r>
+              <w:rPr>
+                <w:b/>
+                <w:bCs/>
+                <w:sz w:val="36"/>
+                <w:szCs w:val="36"/>
               </w:rPr>
               <w:t xml:space="preserve">  </w:t>
             </w:r>
@@ -1369,8 +1323,8 @@
               <w:rPr>
                 <w:b/>
                 <w:bCs/>
-                <w:sz w:val="28"/>
-                <w:szCs w:val="28"/>
+                <w:sz w:val="36"/>
+                <w:szCs w:val="36"/>
               </w:rPr>
               <w:t>Abstract</w:t>
             </w:r>
@@ -1378,7 +1332,7 @@
         </w:tc>
         <w:tc>
           <w:tcPr>
-            <w:tcW w:w="7246" w:type="dxa"/>
+            <w:tcW w:w="12115" w:type="dxa"/>
             <w:tcBorders>
               <w:top w:val="single" w:sz="4" w:space="0" w:color="000000"/>
               <w:left w:val="single" w:sz="4" w:space="0" w:color="000000"/>
@@ -1389,44 +1343,24 @@
           <w:p>
             <w:pPr>
               <w:rPr>
-                <w:sz w:val="28"/>
-                <w:szCs w:val="28"/>
-              </w:rPr>
-            </w:pPr>
-            <w:r>
-              <w:rPr>
-                <w:sz w:val="28"/>
-                <w:szCs w:val="28"/>
-              </w:rPr>
-              <w:t>Maternal and reproductive healthcare in semi-urban and rural India is hindered by limited awareness of nearby healthcare facilities, missed vaccination and check-up schedules, delayed access to hospitals or ASHA workers during obstetric emergencies, and low awareness of government welfare schemes and menstrual health conditions such as PCOS/PCOD. This project proposes JANANI, a website that registers a user through her mobile number and hospital details, and offers a chatbot-guided locator for nearby hospit</w:t>
-            </w:r>
-            <w:r>
-              <w:rPr>
-                <w:sz w:val="28"/>
-                <w:szCs w:val="28"/>
-              </w:rPr>
-              <w:t>als and Anganwadi centres, SMS-based vaccination and check-up reminders, a month-wise pregnancy tracker with food and health routines, body-change and allergy monitoring, information on maternal and child government schemes, a live emergency location tracker that becomes active in the final trimester to direct users to the nearest hospital and displays the registered ASHA worker's contact number so she can be reached immediately, wellness guidance including exercise, diet, yoga and recommended reading durin</w:t>
-            </w:r>
-            <w:r>
-              <w:rPr>
-                <w:sz w:val="28"/>
-                <w:szCs w:val="28"/>
-              </w:rPr>
-              <w:t>g and after pregnancy, postpartum and baby care, and awareness modules on contraception and the menstrual cycle, including PCOS and PCOD. The website is intended to improve continuity of maternal care and reproductive health awareness without offering any medicine identification or dosage suggestions, keeping all clinical decisions with qualified healthcare professionals.</w:t>
+                <w:sz w:val="36"/>
+                <w:szCs w:val="36"/>
+              </w:rPr>
+            </w:pPr>
+            <w:r>
+              <w:rPr>
+                <w:sz w:val="36"/>
+                <w:szCs w:val="36"/>
+              </w:rPr>
+              <w:t>Maternal and reproductive healthcare in semi-urban and rural India is hindered by limited awareness of nearby healthcare facilities, missed vaccination and check-up schedules, delayed access to hospitals or ASHA workers during obstetric emergencies, and low awareness of government welfare schemes and menstrual health conditions such as PCOS/PCOD. This project proposes JANANI, a website that registers a user through her mobile number and hospital details, and offers a chatbot-guided locator for nearby hospitals and Anganwadi centres, SMS-based vaccination and check-up reminders, a month-wise pregnancy tracker with food and health routines, body-change and allergy monitoring, information on maternal and child government schemes, a live emergency location tracker that becomes active in the final trimester to direct users to the nearest hospital and displays the registered ASHA worker's contact number so she can be reached immediately, wellness guidance including exercise, diet, yoga and recommended reading during and after pregnancy, postpartum and baby care, and awareness modules on contraception and the menstrual cycle, including PCOS and PCOD. The website is intended to improve continuity of maternal care and reproductive health awareness without offering any medicine identification or dosage suggestions, keeping all clinical decisions with qualified healthcare professionals.</w:t>
             </w:r>
           </w:p>
         </w:tc>
       </w:tr>
       <w:tr>
-        <w:tblPrEx>
-          <w:tblCellMar>
-            <w:top w:w="0" w:type="dxa"/>
-            <w:bottom w:w="0" w:type="dxa"/>
-          </w:tblCellMar>
-        </w:tblPrEx>
         <w:tc>
           <w:tcPr>
-            <w:tcW w:w="2500" w:type="dxa"/>
+            <w:tcW w:w="2127" w:type="dxa"/>
             <w:tcBorders>
               <w:top w:val="single" w:sz="4" w:space="0" w:color="000000"/>
               <w:left w:val="single" w:sz="4" w:space="0" w:color="000000"/>
@@ -1440,16 +1374,16 @@
               <w:rPr>
                 <w:b/>
                 <w:bCs/>
-                <w:sz w:val="28"/>
-                <w:szCs w:val="28"/>
-              </w:rPr>
-            </w:pPr>
-            <w:r>
-              <w:rPr>
-                <w:b/>
-                <w:bCs/>
-                <w:sz w:val="28"/>
-                <w:szCs w:val="28"/>
+                <w:sz w:val="36"/>
+                <w:szCs w:val="36"/>
+              </w:rPr>
+            </w:pPr>
+            <w:r>
+              <w:rPr>
+                <w:b/>
+                <w:bCs/>
+                <w:sz w:val="36"/>
+                <w:szCs w:val="36"/>
               </w:rPr>
               <w:t xml:space="preserve"> </w:t>
             </w:r>
@@ -1459,44 +1393,44 @@
               <w:rPr>
                 <w:b/>
                 <w:bCs/>
-                <w:sz w:val="28"/>
-                <w:szCs w:val="28"/>
-              </w:rPr>
-            </w:pPr>
-          </w:p>
-          <w:p>
-            <w:pPr>
-              <w:rPr>
-                <w:b/>
-                <w:bCs/>
-                <w:sz w:val="28"/>
-                <w:szCs w:val="28"/>
-              </w:rPr>
-            </w:pPr>
-          </w:p>
-          <w:p>
-            <w:pPr>
-              <w:rPr>
-                <w:b/>
-                <w:bCs/>
-                <w:sz w:val="28"/>
-                <w:szCs w:val="28"/>
-              </w:rPr>
-            </w:pPr>
-          </w:p>
-          <w:p>
-            <w:pPr>
-              <w:rPr>
-                <w:sz w:val="28"/>
-                <w:szCs w:val="28"/>
-              </w:rPr>
-            </w:pPr>
-            <w:r>
-              <w:rPr>
-                <w:b/>
-                <w:bCs/>
-                <w:sz w:val="28"/>
-                <w:szCs w:val="28"/>
+                <w:sz w:val="36"/>
+                <w:szCs w:val="36"/>
+              </w:rPr>
+            </w:pPr>
+          </w:p>
+          <w:p>
+            <w:pPr>
+              <w:rPr>
+                <w:b/>
+                <w:bCs/>
+                <w:sz w:val="36"/>
+                <w:szCs w:val="36"/>
+              </w:rPr>
+            </w:pPr>
+          </w:p>
+          <w:p>
+            <w:pPr>
+              <w:rPr>
+                <w:b/>
+                <w:bCs/>
+                <w:sz w:val="36"/>
+                <w:szCs w:val="36"/>
+              </w:rPr>
+            </w:pPr>
+          </w:p>
+          <w:p>
+            <w:pPr>
+              <w:rPr>
+                <w:sz w:val="36"/>
+                <w:szCs w:val="36"/>
+              </w:rPr>
+            </w:pPr>
+            <w:r>
+              <w:rPr>
+                <w:b/>
+                <w:bCs/>
+                <w:sz w:val="36"/>
+                <w:szCs w:val="36"/>
               </w:rPr>
               <w:t>Introduction</w:t>
             </w:r>
@@ -1504,7 +1438,7 @@
         </w:tc>
         <w:tc>
           <w:tcPr>
-            <w:tcW w:w="7246" w:type="dxa"/>
+            <w:tcW w:w="12115" w:type="dxa"/>
             <w:tcBorders>
               <w:top w:val="single" w:sz="4" w:space="0" w:color="000000"/>
               <w:left w:val="single" w:sz="4" w:space="0" w:color="000000"/>
@@ -1515,44 +1449,32 @@
           <w:p>
             <w:pPr>
               <w:rPr>
-                <w:sz w:val="28"/>
-                <w:szCs w:val="28"/>
-              </w:rPr>
-            </w:pPr>
-            <w:r>
-              <w:rPr>
-                <w:sz w:val="28"/>
-                <w:szCs w:val="28"/>
-              </w:rPr>
-              <w:t>Access to consistent, informed maternal and reproductive healthcare remains a challenge for many women, particularly where the nearest hospital, ASHA worker, Anganwadi centre or government scheme is not clearly known, and where vaccination schedules and antenatal routines are tracked informally. Rising internet access and SMS-based communication offer a low-cost way to close this information gap. JANANI is envisioned as a single companion website that a woman can use from her first pregnancy check-up throug</w:t>
-            </w:r>
-            <w:r>
-              <w:rPr>
-                <w:sz w:val="28"/>
-                <w:szCs w:val="28"/>
-              </w:rPr>
-              <w:t>h delivery, postpartum recovery and beyond, into general reproductive-health stages such as menstrual-cycle tracking and PCOS/PCOD awareness. The website deliberately keeps its chatbot and tracker features limited to locating facilities and services, displaying the ASHA worker's contact number during an emergency, sending reminders, and suggesting healthy practices such as yoga and recommended reading — it does not identify, recommend, or suggest any medicine, so that every medical decision continues to res</w:t>
-            </w:r>
-            <w:r>
-              <w:rPr>
-                <w:sz w:val="28"/>
-                <w:szCs w:val="28"/>
-              </w:rPr>
-              <w:t>t with a doctor or health worker.</w:t>
+                <w:sz w:val="36"/>
+                <w:szCs w:val="36"/>
+              </w:rPr>
+            </w:pPr>
+            <w:r>
+              <w:rPr>
+                <w:sz w:val="36"/>
+                <w:szCs w:val="36"/>
+              </w:rPr>
+              <w:t xml:space="preserve">Access to consistent, informed maternal and reproductive healthcare remains a challenge for many women, particularly where the nearest hospital, ASHA worker, Anganwadi centre or government scheme is not clearly known, and where vaccination schedules and antenatal routines are tracked informally. Rising internet access and SMS-based communication offer a low-cost way to close this information gap. JANANI is envisioned as a single companion website that a woman can use from her first pregnancy check-up through delivery, postpartum recovery and beyond, into general reproductive-health stages such as menstrual-cycle tracking and PCOS/PCOD awareness. The website deliberately keeps its </w:t>
+            </w:r>
+            <w:r>
+              <w:rPr>
+                <w:sz w:val="36"/>
+                <w:szCs w:val="36"/>
+              </w:rPr>
+              <w:lastRenderedPageBreak/>
+              <w:t>chatbot and tracker features limited to locating facilities and services, displaying the ASHA worker's contact number during an emergency, sending reminders, and suggesting healthy practices such as yoga and recommended reading — it does not identify, recommend, or suggest any medicine, so that every medical decision continues to rest with a doctor or health worker.</w:t>
             </w:r>
           </w:p>
         </w:tc>
       </w:tr>
       <w:tr>
-        <w:tblPrEx>
-          <w:tblCellMar>
-            <w:top w:w="0" w:type="dxa"/>
-            <w:bottom w:w="0" w:type="dxa"/>
-          </w:tblCellMar>
-        </w:tblPrEx>
         <w:tc>
           <w:tcPr>
-            <w:tcW w:w="2500" w:type="dxa"/>
+            <w:tcW w:w="2127" w:type="dxa"/>
             <w:tcBorders>
               <w:top w:val="single" w:sz="4" w:space="0" w:color="000000"/>
               <w:left w:val="single" w:sz="4" w:space="0" w:color="000000"/>
@@ -1566,84 +1488,84 @@
               <w:rPr>
                 <w:b/>
                 <w:bCs/>
-                <w:sz w:val="28"/>
-                <w:szCs w:val="28"/>
-              </w:rPr>
-            </w:pPr>
-          </w:p>
-          <w:p>
-            <w:pPr>
-              <w:rPr>
-                <w:b/>
-                <w:bCs/>
-                <w:sz w:val="28"/>
-                <w:szCs w:val="28"/>
-              </w:rPr>
-            </w:pPr>
-          </w:p>
-          <w:p>
-            <w:pPr>
-              <w:rPr>
-                <w:b/>
-                <w:bCs/>
-                <w:sz w:val="28"/>
-                <w:szCs w:val="28"/>
-              </w:rPr>
-            </w:pPr>
-          </w:p>
-          <w:p>
-            <w:pPr>
-              <w:rPr>
-                <w:b/>
-                <w:bCs/>
-                <w:sz w:val="28"/>
-                <w:szCs w:val="28"/>
-              </w:rPr>
-            </w:pPr>
-          </w:p>
-          <w:p>
-            <w:pPr>
-              <w:rPr>
-                <w:b/>
-                <w:bCs/>
-                <w:sz w:val="28"/>
-                <w:szCs w:val="28"/>
-              </w:rPr>
-            </w:pPr>
-          </w:p>
-          <w:p>
-            <w:pPr>
-              <w:rPr>
-                <w:b/>
-                <w:bCs/>
-                <w:sz w:val="28"/>
-                <w:szCs w:val="28"/>
-              </w:rPr>
-            </w:pPr>
-          </w:p>
-          <w:p>
-            <w:pPr>
-              <w:rPr>
-                <w:b/>
-                <w:bCs/>
-                <w:sz w:val="28"/>
-                <w:szCs w:val="28"/>
-              </w:rPr>
-            </w:pPr>
-          </w:p>
-          <w:p>
-            <w:pPr>
-              <w:rPr>
-                <w:sz w:val="28"/>
-                <w:szCs w:val="28"/>
-              </w:rPr>
-            </w:pPr>
-            <w:r>
-              <w:rPr>
-                <w:b/>
-                <w:bCs/>
-                <w:sz w:val="28"/>
-                <w:szCs w:val="28"/>
+                <w:sz w:val="36"/>
+                <w:szCs w:val="36"/>
+              </w:rPr>
+            </w:pPr>
+          </w:p>
+          <w:p>
+            <w:pPr>
+              <w:rPr>
+                <w:b/>
+                <w:bCs/>
+                <w:sz w:val="36"/>
+                <w:szCs w:val="36"/>
+              </w:rPr>
+            </w:pPr>
+          </w:p>
+          <w:p>
+            <w:pPr>
+              <w:rPr>
+                <w:b/>
+                <w:bCs/>
+                <w:sz w:val="36"/>
+                <w:szCs w:val="36"/>
+              </w:rPr>
+            </w:pPr>
+          </w:p>
+          <w:p>
+            <w:pPr>
+              <w:rPr>
+                <w:b/>
+                <w:bCs/>
+                <w:sz w:val="36"/>
+                <w:szCs w:val="36"/>
+              </w:rPr>
+            </w:pPr>
+          </w:p>
+          <w:p>
+            <w:pPr>
+              <w:rPr>
+                <w:b/>
+                <w:bCs/>
+                <w:sz w:val="36"/>
+                <w:szCs w:val="36"/>
+              </w:rPr>
+            </w:pPr>
+          </w:p>
+          <w:p>
+            <w:pPr>
+              <w:rPr>
+                <w:b/>
+                <w:bCs/>
+                <w:sz w:val="36"/>
+                <w:szCs w:val="36"/>
+              </w:rPr>
+            </w:pPr>
+          </w:p>
+          <w:p>
+            <w:pPr>
+              <w:rPr>
+                <w:b/>
+                <w:bCs/>
+                <w:sz w:val="36"/>
+                <w:szCs w:val="36"/>
+              </w:rPr>
+            </w:pPr>
+          </w:p>
+          <w:p>
+            <w:pPr>
+              <w:rPr>
+                <w:sz w:val="36"/>
+                <w:szCs w:val="36"/>
+              </w:rPr>
+            </w:pPr>
+            <w:r>
+              <w:rPr>
+                <w:b/>
+                <w:bCs/>
+                <w:sz w:val="36"/>
+                <w:szCs w:val="36"/>
               </w:rPr>
               <w:t xml:space="preserve"> </w:t>
             </w:r>
@@ -1651,8 +1573,8 @@
               <w:rPr>
                 <w:b/>
                 <w:bCs/>
-                <w:sz w:val="28"/>
-                <w:szCs w:val="28"/>
+                <w:sz w:val="36"/>
+                <w:szCs w:val="36"/>
               </w:rPr>
               <w:t>Existing System</w:t>
             </w:r>
@@ -1660,7 +1582,7 @@
         </w:tc>
         <w:tc>
           <w:tcPr>
-            <w:tcW w:w="7246" w:type="dxa"/>
+            <w:tcW w:w="12115" w:type="dxa"/>
             <w:tcBorders>
               <w:top w:val="single" w:sz="4" w:space="0" w:color="000000"/>
               <w:left w:val="single" w:sz="4" w:space="0" w:color="000000"/>
@@ -1679,6 +1601,7 @@
                 <w:insideH w:val="single" w:sz="4" w:space="0" w:color="auto"/>
                 <w:insideV w:val="single" w:sz="4" w:space="0" w:color="auto"/>
               </w:tblBorders>
+              <w:tblLayout w:type="fixed"/>
               <w:tblCellMar>
                 <w:left w:w="10" w:type="dxa"/>
                 <w:right w:w="10" w:type="dxa"/>
@@ -1686,18 +1609,12 @@
               <w:tblLook w:val="0000" w:firstRow="0" w:lastRow="0" w:firstColumn="0" w:lastColumn="0" w:noHBand="0" w:noVBand="0"/>
             </w:tblPr>
             <w:tblGrid>
-              <w:gridCol w:w="1546"/>
-              <w:gridCol w:w="1653"/>
-              <w:gridCol w:w="2276"/>
-              <w:gridCol w:w="6233"/>
+              <w:gridCol w:w="2568"/>
+              <w:gridCol w:w="2803"/>
+              <w:gridCol w:w="3827"/>
+              <w:gridCol w:w="2510"/>
             </w:tblGrid>
             <w:tr>
-              <w:tblPrEx>
-                <w:tblCellMar>
-                  <w:top w:w="0" w:type="dxa"/>
-                  <w:bottom w:w="0" w:type="dxa"/>
-                </w:tblCellMar>
-              </w:tblPrEx>
               <w:tc>
                 <w:tcPr>
                   <w:tcW w:w="2568" w:type="dxa"/>
@@ -1714,16 +1631,16 @@
                   <w:pPr>
                     <w:jc w:val="center"/>
                     <w:rPr>
-                      <w:sz w:val="28"/>
-                      <w:szCs w:val="28"/>
+                      <w:sz w:val="36"/>
+                      <w:szCs w:val="36"/>
                     </w:rPr>
                   </w:pPr>
                   <w:r>
                     <w:rPr>
                       <w:b/>
                       <w:bCs/>
-                      <w:sz w:val="28"/>
-                      <w:szCs w:val="28"/>
+                      <w:sz w:val="36"/>
+                      <w:szCs w:val="36"/>
                     </w:rPr>
                     <w:t>Paper Details</w:t>
                   </w:r>
@@ -1731,7 +1648,7 @@
               </w:tc>
               <w:tc>
                 <w:tcPr>
-                  <w:tcW w:w="631" w:type="dxa"/>
+                  <w:tcW w:w="2803" w:type="dxa"/>
                   <w:tcBorders>
                     <w:top w:val="single" w:sz="4" w:space="0" w:color="000000"/>
                     <w:left w:val="single" w:sz="4" w:space="0" w:color="000000"/>
@@ -1745,16 +1662,16 @@
                   <w:pPr>
                     <w:jc w:val="center"/>
                     <w:rPr>
-                      <w:sz w:val="28"/>
-                      <w:szCs w:val="28"/>
+                      <w:sz w:val="36"/>
+                      <w:szCs w:val="36"/>
                     </w:rPr>
                   </w:pPr>
                   <w:r>
                     <w:rPr>
                       <w:b/>
                       <w:bCs/>
-                      <w:sz w:val="28"/>
-                      <w:szCs w:val="28"/>
+                      <w:sz w:val="36"/>
+                      <w:szCs w:val="36"/>
                     </w:rPr>
                     <w:t>Observations</w:t>
                   </w:r>
@@ -1762,7 +1679,7 @@
               </w:tc>
               <w:tc>
                 <w:tcPr>
-                  <w:tcW w:w="2276" w:type="dxa"/>
+                  <w:tcW w:w="3827" w:type="dxa"/>
                   <w:tcBorders>
                     <w:top w:val="single" w:sz="4" w:space="0" w:color="000000"/>
                     <w:left w:val="single" w:sz="4" w:space="0" w:color="000000"/>
@@ -1776,16 +1693,16 @@
                   <w:pPr>
                     <w:jc w:val="center"/>
                     <w:rPr>
-                      <w:sz w:val="28"/>
-                      <w:szCs w:val="28"/>
+                      <w:sz w:val="36"/>
+                      <w:szCs w:val="36"/>
                     </w:rPr>
                   </w:pPr>
                   <w:r>
                     <w:rPr>
                       <w:b/>
                       <w:bCs/>
-                      <w:sz w:val="28"/>
-                      <w:szCs w:val="28"/>
+                      <w:sz w:val="36"/>
+                      <w:szCs w:val="36"/>
                     </w:rPr>
                     <w:t>Gap Identified</w:t>
                   </w:r>
@@ -1793,7 +1710,7 @@
               </w:tc>
               <w:tc>
                 <w:tcPr>
-                  <w:tcW w:w="6233" w:type="dxa"/>
+                  <w:tcW w:w="2510" w:type="dxa"/>
                   <w:tcBorders>
                     <w:top w:val="single" w:sz="4" w:space="0" w:color="000000"/>
                     <w:left w:val="single" w:sz="4" w:space="0" w:color="000000"/>
@@ -1807,16 +1724,16 @@
                   <w:pPr>
                     <w:jc w:val="center"/>
                     <w:rPr>
-                      <w:sz w:val="28"/>
-                      <w:szCs w:val="28"/>
+                      <w:sz w:val="36"/>
+                      <w:szCs w:val="36"/>
                     </w:rPr>
                   </w:pPr>
                   <w:r>
                     <w:rPr>
                       <w:b/>
                       <w:bCs/>
-                      <w:sz w:val="28"/>
-                      <w:szCs w:val="28"/>
+                      <w:sz w:val="36"/>
+                      <w:szCs w:val="36"/>
                     </w:rPr>
                     <w:t>Reference Link</w:t>
                   </w:r>
@@ -1824,12 +1741,6 @@
               </w:tc>
             </w:tr>
             <w:tr>
-              <w:tblPrEx>
-                <w:tblCellMar>
-                  <w:top w:w="0" w:type="dxa"/>
-                  <w:bottom w:w="0" w:type="dxa"/>
-                </w:tblCellMar>
-              </w:tblPrEx>
               <w:tc>
                 <w:tcPr>
                   <w:tcW w:w="2568" w:type="dxa"/>
@@ -1843,14 +1754,14 @@
                 <w:p>
                   <w:pPr>
                     <w:rPr>
-                      <w:sz w:val="28"/>
-                      <w:szCs w:val="28"/>
+                      <w:sz w:val="36"/>
+                      <w:szCs w:val="36"/>
                     </w:rPr>
                   </w:pPr>
                   <w:r>
                     <w:rPr>
-                      <w:sz w:val="28"/>
-                      <w:szCs w:val="28"/>
+                      <w:sz w:val="36"/>
+                      <w:szCs w:val="36"/>
                     </w:rPr>
                     <w:t>Development of an educational and monitoring mobile application for pregnant women in Nigeria (Babatunde et al., Frontiers in Public Health, 2024)</w:t>
                   </w:r>
@@ -1858,7 +1769,7 @@
               </w:tc>
               <w:tc>
                 <w:tcPr>
-                  <w:tcW w:w="631" w:type="dxa"/>
+                  <w:tcW w:w="2803" w:type="dxa"/>
                   <w:tcBorders>
                     <w:top w:val="single" w:sz="4" w:space="0" w:color="000000"/>
                     <w:left w:val="single" w:sz="4" w:space="0" w:color="000000"/>
@@ -1869,14 +1780,14 @@
                 <w:p>
                   <w:pPr>
                     <w:rPr>
-                      <w:sz w:val="28"/>
-                      <w:szCs w:val="28"/>
+                      <w:sz w:val="36"/>
+                      <w:szCs w:val="36"/>
                     </w:rPr>
                   </w:pPr>
                   <w:r>
                     <w:rPr>
-                      <w:sz w:val="28"/>
-                      <w:szCs w:val="28"/>
+                      <w:sz w:val="36"/>
+                      <w:szCs w:val="36"/>
                     </w:rPr>
                     <w:t>A five-feature mHealth prototype built with pregnant women at antenatal clinics; raised preeclampsia awareness by 179% and found distance to the nearest facility a major barrier to care.</w:t>
                   </w:r>
@@ -1884,7 +1795,7 @@
               </w:tc>
               <w:tc>
                 <w:tcPr>
-                  <w:tcW w:w="2276" w:type="dxa"/>
+                  <w:tcW w:w="3827" w:type="dxa"/>
                   <w:tcBorders>
                     <w:top w:val="single" w:sz="4" w:space="0" w:color="000000"/>
                     <w:left w:val="single" w:sz="4" w:space="0" w:color="000000"/>
@@ -1895,14 +1806,14 @@
                 <w:p>
                   <w:pPr>
                     <w:rPr>
-                      <w:sz w:val="28"/>
-                      <w:szCs w:val="28"/>
+                      <w:sz w:val="36"/>
+                      <w:szCs w:val="36"/>
                     </w:rPr>
                   </w:pPr>
                   <w:r>
                     <w:rPr>
-                      <w:sz w:val="28"/>
-                      <w:szCs w:val="28"/>
+                      <w:sz w:val="36"/>
+                      <w:szCs w:val="36"/>
                     </w:rPr>
                     <w:t>Provides education and monitoring only; has no live location tracker to the nearest hospital during a high-risk month and no linkage to government maternal schemes.</w:t>
                   </w:r>
@@ -1910,7 +1821,7 @@
               </w:tc>
               <w:tc>
                 <w:tcPr>
-                  <w:tcW w:w="6233" w:type="dxa"/>
+                  <w:tcW w:w="2510" w:type="dxa"/>
                   <w:tcBorders>
                     <w:top w:val="single" w:sz="4" w:space="0" w:color="000000"/>
                     <w:left w:val="single" w:sz="4" w:space="0" w:color="000000"/>
@@ -1921,14 +1832,14 @@
                 <w:p>
                   <w:pPr>
                     <w:rPr>
-                      <w:sz w:val="28"/>
-                      <w:szCs w:val="28"/>
+                      <w:sz w:val="36"/>
+                      <w:szCs w:val="36"/>
                     </w:rPr>
                   </w:pPr>
                   <w:r>
                     <w:rPr>
-                      <w:sz w:val="28"/>
-                      <w:szCs w:val="28"/>
+                      <w:sz w:val="36"/>
+                      <w:szCs w:val="36"/>
                     </w:rPr>
                     <w:t>frontiersin.org/journals/public-health/articles/10.3389/fpubh.2024.1368631</w:t>
                   </w:r>
@@ -1936,12 +1847,6 @@
               </w:tc>
             </w:tr>
             <w:tr>
-              <w:tblPrEx>
-                <w:tblCellMar>
-                  <w:top w:w="0" w:type="dxa"/>
-                  <w:bottom w:w="0" w:type="dxa"/>
-                </w:tblCellMar>
-              </w:tblPrEx>
               <w:tc>
                 <w:tcPr>
                   <w:tcW w:w="2568" w:type="dxa"/>
@@ -1955,23 +1860,22 @@
                 <w:p>
                   <w:pPr>
                     <w:rPr>
-                      <w:sz w:val="28"/>
-                      <w:szCs w:val="28"/>
+                      <w:sz w:val="36"/>
+                      <w:szCs w:val="36"/>
                     </w:rPr>
                   </w:pPr>
                   <w:r>
                     <w:rPr>
-                      <w:sz w:val="28"/>
-                      <w:szCs w:val="28"/>
+                      <w:sz w:val="36"/>
+                      <w:szCs w:val="36"/>
                     </w:rPr>
-                    <w:lastRenderedPageBreak/>
                     <w:t>Menstrual Tracking Apps in India: User Perceptions, Attitudes and Implications (Nair, Padmakumar &amp; Krishna, Indian Journal of Marketing)</w:t>
                   </w:r>
                 </w:p>
               </w:tc>
               <w:tc>
                 <w:tcPr>
-                  <w:tcW w:w="631" w:type="dxa"/>
+                  <w:tcW w:w="2803" w:type="dxa"/>
                   <w:tcBorders>
                     <w:top w:val="single" w:sz="4" w:space="0" w:color="000000"/>
                     <w:left w:val="single" w:sz="4" w:space="0" w:color="000000"/>
@@ -1982,14 +1886,14 @@
                 <w:p>
                   <w:pPr>
                     <w:rPr>
-                      <w:sz w:val="28"/>
-                      <w:szCs w:val="28"/>
+                      <w:sz w:val="36"/>
+                      <w:szCs w:val="36"/>
                     </w:rPr>
                   </w:pPr>
                   <w:r>
                     <w:rPr>
-                      <w:sz w:val="28"/>
-                      <w:szCs w:val="28"/>
+                      <w:sz w:val="36"/>
+                      <w:szCs w:val="36"/>
                     </w:rPr>
                     <w:t>Survey of 464 Indian women showed good awareness and a positive outlook toward menstrual tracking apps, alongside concerns about data privacy and limited medical grounding.</w:t>
                   </w:r>
@@ -1997,7 +1901,7 @@
               </w:tc>
               <w:tc>
                 <w:tcPr>
-                  <w:tcW w:w="2276" w:type="dxa"/>
+                  <w:tcW w:w="3827" w:type="dxa"/>
                   <w:tcBorders>
                     <w:top w:val="single" w:sz="4" w:space="0" w:color="000000"/>
                     <w:left w:val="single" w:sz="4" w:space="0" w:color="000000"/>
@@ -2008,14 +1912,14 @@
                 <w:p>
                   <w:pPr>
                     <w:rPr>
-                      <w:sz w:val="28"/>
-                      <w:szCs w:val="28"/>
+                      <w:sz w:val="36"/>
+                      <w:szCs w:val="36"/>
                     </w:rPr>
                   </w:pPr>
                   <w:r>
                     <w:rPr>
-                      <w:sz w:val="28"/>
-                      <w:szCs w:val="28"/>
+                      <w:sz w:val="36"/>
+                      <w:szCs w:val="36"/>
                     </w:rPr>
                     <w:t>Cycle tracking stays a standalone feature; it is not linked with pregnancy tracking, hospital/Anganwadi locators, or maternal government schemes.</w:t>
                   </w:r>
@@ -2023,7 +1927,7 @@
               </w:tc>
               <w:tc>
                 <w:tcPr>
-                  <w:tcW w:w="6233" w:type="dxa"/>
+                  <w:tcW w:w="2510" w:type="dxa"/>
                   <w:tcBorders>
                     <w:top w:val="single" w:sz="4" w:space="0" w:color="000000"/>
                     <w:left w:val="single" w:sz="4" w:space="0" w:color="000000"/>
@@ -2034,14 +1938,14 @@
                 <w:p>
                   <w:pPr>
                     <w:rPr>
-                      <w:sz w:val="28"/>
-                      <w:szCs w:val="28"/>
+                      <w:sz w:val="36"/>
+                      <w:szCs w:val="36"/>
                     </w:rPr>
                   </w:pPr>
                   <w:r>
                     <w:rPr>
-                      <w:sz w:val="28"/>
-                      <w:szCs w:val="28"/>
+                      <w:sz w:val="36"/>
+                      <w:szCs w:val="36"/>
                     </w:rPr>
                     <w:t>researcher.manipal.edu (Indian Journal of Marketing, Vol. 53, No. 2)</w:t>
                   </w:r>
@@ -2049,12 +1953,6 @@
               </w:tc>
             </w:tr>
             <w:tr>
-              <w:tblPrEx>
-                <w:tblCellMar>
-                  <w:top w:w="0" w:type="dxa"/>
-                  <w:bottom w:w="0" w:type="dxa"/>
-                </w:tblCellMar>
-              </w:tblPrEx>
               <w:tc>
                 <w:tcPr>
                   <w:tcW w:w="2568" w:type="dxa"/>
@@ -2068,14 +1966,14 @@
                 <w:p>
                   <w:pPr>
                     <w:rPr>
-                      <w:sz w:val="28"/>
-                      <w:szCs w:val="28"/>
+                      <w:sz w:val="36"/>
+                      <w:szCs w:val="36"/>
                     </w:rPr>
                   </w:pPr>
                   <w:r>
                     <w:rPr>
-                      <w:sz w:val="28"/>
-                      <w:szCs w:val="28"/>
+                      <w:sz w:val="36"/>
+                      <w:szCs w:val="36"/>
                     </w:rPr>
                     <w:t>Sakhi Swastyay: an inclusive digital platform for menstrual health, PCOD/PCOS awareness (Synapse Social Research Papers)</w:t>
                   </w:r>
@@ -2083,7 +1981,7 @@
               </w:tc>
               <w:tc>
                 <w:tcPr>
-                  <w:tcW w:w="631" w:type="dxa"/>
+                  <w:tcW w:w="2803" w:type="dxa"/>
                   <w:tcBorders>
                     <w:top w:val="single" w:sz="4" w:space="0" w:color="000000"/>
                     <w:left w:val="single" w:sz="4" w:space="0" w:color="000000"/>
@@ -2094,14 +1992,14 @@
                 <w:p>
                   <w:pPr>
                     <w:rPr>
-                      <w:sz w:val="28"/>
-                      <w:szCs w:val="28"/>
+                      <w:sz w:val="36"/>
+                      <w:szCs w:val="36"/>
                     </w:rPr>
                   </w:pPr>
                   <w:r>
                     <w:rPr>
-                      <w:sz w:val="28"/>
-                      <w:szCs w:val="28"/>
+                      <w:sz w:val="36"/>
+                      <w:szCs w:val="36"/>
                     </w:rPr>
                     <w:t>Combines cycle tracking, an AI conversational assistant, wellness self-assessment and a nearby-facility locator in one platform for reproductive health.</w:t>
                   </w:r>
@@ -2109,7 +2007,7 @@
               </w:tc>
               <w:tc>
                 <w:tcPr>
-                  <w:tcW w:w="2276" w:type="dxa"/>
+                  <w:tcW w:w="3827" w:type="dxa"/>
                   <w:tcBorders>
                     <w:top w:val="single" w:sz="4" w:space="0" w:color="000000"/>
                     <w:left w:val="single" w:sz="4" w:space="0" w:color="000000"/>
@@ -2120,14 +2018,14 @@
                 <w:p>
                   <w:pPr>
                     <w:rPr>
-                      <w:sz w:val="28"/>
-                      <w:szCs w:val="28"/>
+                      <w:sz w:val="36"/>
+                      <w:szCs w:val="36"/>
                     </w:rPr>
                   </w:pPr>
                   <w:r>
                     <w:rPr>
-                      <w:sz w:val="28"/>
-                      <w:szCs w:val="28"/>
+                      <w:sz w:val="36"/>
+                      <w:szCs w:val="36"/>
                     </w:rPr>
                     <w:t>Centred on menstrual/PCOS awareness; does not extend into pregnancy-stage tracking, vaccination-reminder SMS, or postpartum and baby-care guidance.</w:t>
                   </w:r>
@@ -2135,7 +2033,7 @@
               </w:tc>
               <w:tc>
                 <w:tcPr>
-                  <w:tcW w:w="6233" w:type="dxa"/>
+                  <w:tcW w:w="2510" w:type="dxa"/>
                   <w:tcBorders>
                     <w:top w:val="single" w:sz="4" w:space="0" w:color="000000"/>
                     <w:left w:val="single" w:sz="4" w:space="0" w:color="000000"/>
@@ -2146,14 +2044,14 @@
                 <w:p>
                   <w:pPr>
                     <w:rPr>
-                      <w:sz w:val="28"/>
-                      <w:szCs w:val="28"/>
+                      <w:sz w:val="36"/>
+                      <w:szCs w:val="36"/>
                     </w:rPr>
                   </w:pPr>
                   <w:r>
                     <w:rPr>
-                      <w:sz w:val="28"/>
-                      <w:szCs w:val="28"/>
+                      <w:sz w:val="36"/>
+                      <w:szCs w:val="36"/>
                     </w:rPr>
                     <w:t>synapsesocial.com/papers/69a75a9ec6e9836116a20aeb</w:t>
                   </w:r>
@@ -2164,23 +2062,17 @@
           <w:p>
             <w:pPr>
               <w:rPr>
-                <w:sz w:val="28"/>
-                <w:szCs w:val="28"/>
+                <w:sz w:val="36"/>
+                <w:szCs w:val="36"/>
               </w:rPr>
             </w:pPr>
           </w:p>
         </w:tc>
       </w:tr>
       <w:tr>
-        <w:tblPrEx>
-          <w:tblCellMar>
-            <w:top w:w="0" w:type="dxa"/>
-            <w:bottom w:w="0" w:type="dxa"/>
-          </w:tblCellMar>
-        </w:tblPrEx>
         <w:tc>
           <w:tcPr>
-            <w:tcW w:w="2500" w:type="dxa"/>
+            <w:tcW w:w="2127" w:type="dxa"/>
             <w:tcBorders>
               <w:top w:val="single" w:sz="4" w:space="0" w:color="000000"/>
               <w:left w:val="single" w:sz="4" w:space="0" w:color="000000"/>
@@ -2192,25 +2084,24 @@
           <w:p>
             <w:pPr>
               <w:rPr>
-                <w:sz w:val="28"/>
-                <w:szCs w:val="28"/>
-              </w:rPr>
-            </w:pPr>
-            <w:r>
-              <w:rPr>
-                <w:b/>
-                <w:bCs/>
-                <w:sz w:val="28"/>
-                <w:szCs w:val="28"/>
-              </w:rPr>
-              <w:lastRenderedPageBreak/>
+                <w:sz w:val="36"/>
+                <w:szCs w:val="36"/>
+              </w:rPr>
+            </w:pPr>
+            <w:r>
+              <w:rPr>
+                <w:b/>
+                <w:bCs/>
+                <w:sz w:val="36"/>
+                <w:szCs w:val="36"/>
+              </w:rPr>
               <w:t>Problem Statement</w:t>
             </w:r>
           </w:p>
         </w:tc>
         <w:tc>
           <w:tcPr>
-            <w:tcW w:w="7246" w:type="dxa"/>
+            <w:tcW w:w="12115" w:type="dxa"/>
             <w:tcBorders>
               <w:top w:val="single" w:sz="4" w:space="0" w:color="000000"/>
               <w:left w:val="single" w:sz="4" w:space="0" w:color="000000"/>
@@ -2221,37 +2112,24 @@
           <w:p>
             <w:pPr>
               <w:rPr>
-                <w:sz w:val="28"/>
-                <w:szCs w:val="28"/>
-              </w:rPr>
-            </w:pPr>
-            <w:r>
-              <w:rPr>
-                <w:sz w:val="28"/>
-                <w:szCs w:val="28"/>
-              </w:rPr>
-              <w:t>Pregnant women and women managing reproductive health conditions often lack a single, easy-to-use platform that helps them locate nearby hospitals and Anganwadi centres, keeps track of vaccination and check-up schedules, guides them through a month-wise pregnancy routine, alerts them quickly to the nearest hospital and their ASHA worker during an emergency in the final trimester, and informs them about applicable government schemes, postpartum care, contraception and menstrual health conditions such as PCOS</w:t>
-            </w:r>
-            <w:r>
-              <w:rPr>
-                <w:sz w:val="28"/>
-                <w:szCs w:val="28"/>
-              </w:rPr>
-              <w:t>/PCOD — all without depending on informal or unverified sources for medicine-related information.</w:t>
+                <w:sz w:val="36"/>
+                <w:szCs w:val="36"/>
+              </w:rPr>
+            </w:pPr>
+            <w:r>
+              <w:rPr>
+                <w:sz w:val="36"/>
+                <w:szCs w:val="36"/>
+              </w:rPr>
+              <w:t>Pregnant women and women managing reproductive health conditions often lack a single, easy-to-use platform that helps them locate nearby hospitals and Anganwadi centres, keeps track of vaccination and check-up schedules, guides them through a month-wise pregnancy routine, alerts them quickly to the nearest hospital and their ASHA worker during an emergency in the final trimester, and informs them about applicable government schemes, postpartum care, contraception and menstrual health conditions such as PCOS/PCOD — all without depending on informal or unverified sources for medicine-related information.</w:t>
             </w:r>
           </w:p>
         </w:tc>
       </w:tr>
       <w:tr>
-        <w:tblPrEx>
-          <w:tblCellMar>
-            <w:top w:w="0" w:type="dxa"/>
-            <w:bottom w:w="0" w:type="dxa"/>
-          </w:tblCellMar>
-        </w:tblPrEx>
         <w:tc>
           <w:tcPr>
-            <w:tcW w:w="2500" w:type="dxa"/>
+            <w:tcW w:w="2127" w:type="dxa"/>
             <w:tcBorders>
               <w:top w:val="single" w:sz="4" w:space="0" w:color="000000"/>
               <w:left w:val="single" w:sz="4" w:space="0" w:color="000000"/>
@@ -2263,16 +2141,16 @@
           <w:p>
             <w:pPr>
               <w:rPr>
-                <w:sz w:val="28"/>
-                <w:szCs w:val="28"/>
-              </w:rPr>
-            </w:pPr>
-            <w:r>
-              <w:rPr>
-                <w:b/>
-                <w:bCs/>
-                <w:sz w:val="28"/>
-                <w:szCs w:val="28"/>
+                <w:sz w:val="36"/>
+                <w:szCs w:val="36"/>
+              </w:rPr>
+            </w:pPr>
+            <w:r>
+              <w:rPr>
+                <w:b/>
+                <w:bCs/>
+                <w:sz w:val="36"/>
+                <w:szCs w:val="36"/>
               </w:rPr>
               <w:t>Objectives</w:t>
             </w:r>
@@ -2280,7 +2158,7 @@
         </w:tc>
         <w:tc>
           <w:tcPr>
-            <w:tcW w:w="7246" w:type="dxa"/>
+            <w:tcW w:w="12115" w:type="dxa"/>
             <w:tcBorders>
               <w:top w:val="single" w:sz="4" w:space="0" w:color="000000"/>
               <w:left w:val="single" w:sz="4" w:space="0" w:color="000000"/>
@@ -2297,14 +2175,14 @@
               </w:numPr>
               <w:spacing w:after="60"/>
               <w:rPr>
-                <w:sz w:val="28"/>
-                <w:szCs w:val="28"/>
-              </w:rPr>
-            </w:pPr>
-            <w:r>
-              <w:rPr>
-                <w:sz w:val="28"/>
-                <w:szCs w:val="28"/>
+                <w:sz w:val="36"/>
+                <w:szCs w:val="36"/>
+              </w:rPr>
+            </w:pPr>
+            <w:r>
+              <w:rPr>
+                <w:sz w:val="36"/>
+                <w:szCs w:val="36"/>
               </w:rPr>
               <w:t>To develop a website where users can sign up/sign in with their mobile number and registered hospital details.</w:t>
             </w:r>
@@ -2318,14 +2196,14 @@
               </w:numPr>
               <w:spacing w:after="60"/>
               <w:rPr>
-                <w:sz w:val="28"/>
-                <w:szCs w:val="28"/>
-              </w:rPr>
-            </w:pPr>
-            <w:r>
-              <w:rPr>
-                <w:sz w:val="28"/>
-                <w:szCs w:val="28"/>
+                <w:sz w:val="36"/>
+                <w:szCs w:val="36"/>
+              </w:rPr>
+            </w:pPr>
+            <w:r>
+              <w:rPr>
+                <w:sz w:val="36"/>
+                <w:szCs w:val="36"/>
               </w:rPr>
               <w:t>To provide a chatbot-based locator that helps users find nearby hospitals and Anganwadi centres.</w:t>
             </w:r>
@@ -2339,14 +2217,14 @@
               </w:numPr>
               <w:spacing w:after="60"/>
               <w:rPr>
-                <w:sz w:val="28"/>
-                <w:szCs w:val="28"/>
-              </w:rPr>
-            </w:pPr>
-            <w:r>
-              <w:rPr>
-                <w:sz w:val="28"/>
-                <w:szCs w:val="28"/>
+                <w:sz w:val="36"/>
+                <w:szCs w:val="36"/>
+              </w:rPr>
+            </w:pPr>
+            <w:r>
+              <w:rPr>
+                <w:sz w:val="36"/>
+                <w:szCs w:val="36"/>
               </w:rPr>
               <w:t>To send automated SMS reminders for scheduled injections/vaccinations and antenatal check-ups to the registered number.</w:t>
             </w:r>
@@ -2360,14 +2238,14 @@
               </w:numPr>
               <w:spacing w:after="60"/>
               <w:rPr>
-                <w:sz w:val="28"/>
-                <w:szCs w:val="28"/>
-              </w:rPr>
-            </w:pPr>
-            <w:r>
-              <w:rPr>
-                <w:sz w:val="28"/>
-                <w:szCs w:val="28"/>
+                <w:sz w:val="36"/>
+                <w:szCs w:val="36"/>
+              </w:rPr>
+            </w:pPr>
+            <w:r>
+              <w:rPr>
+                <w:sz w:val="36"/>
+                <w:szCs w:val="36"/>
               </w:rPr>
               <w:t>To build a month-wise pregnancy tracker covering recommended food and health routines.</w:t>
             </w:r>
@@ -2381,14 +2259,14 @@
               </w:numPr>
               <w:spacing w:after="60"/>
               <w:rPr>
-                <w:sz w:val="28"/>
-                <w:szCs w:val="28"/>
-              </w:rPr>
-            </w:pPr>
-            <w:r>
-              <w:rPr>
-                <w:sz w:val="28"/>
-                <w:szCs w:val="28"/>
+                <w:sz w:val="36"/>
+                <w:szCs w:val="36"/>
+              </w:rPr>
+            </w:pPr>
+            <w:r>
+              <w:rPr>
+                <w:sz w:val="36"/>
+                <w:szCs w:val="36"/>
               </w:rPr>
               <w:t>To enable body-monitoring for changes and allergies reported by the user.</w:t>
             </w:r>
@@ -2402,14 +2280,14 @@
               </w:numPr>
               <w:spacing w:after="60"/>
               <w:rPr>
-                <w:sz w:val="28"/>
-                <w:szCs w:val="28"/>
-              </w:rPr>
-            </w:pPr>
-            <w:r>
-              <w:rPr>
-                <w:sz w:val="28"/>
-                <w:szCs w:val="28"/>
+                <w:sz w:val="36"/>
+                <w:szCs w:val="36"/>
+              </w:rPr>
+            </w:pPr>
+            <w:r>
+              <w:rPr>
+                <w:sz w:val="36"/>
+                <w:szCs w:val="36"/>
               </w:rPr>
               <w:t>To make government schemes for pregnant women, mothers and children easily accessible within the website.</w:t>
             </w:r>
@@ -2423,14 +2301,14 @@
               </w:numPr>
               <w:spacing w:after="60"/>
               <w:rPr>
-                <w:sz w:val="28"/>
-                <w:szCs w:val="28"/>
-              </w:rPr>
-            </w:pPr>
-            <w:r>
-              <w:rPr>
-                <w:sz w:val="28"/>
-                <w:szCs w:val="28"/>
+                <w:sz w:val="36"/>
+                <w:szCs w:val="36"/>
+              </w:rPr>
+            </w:pPr>
+            <w:r>
+              <w:rPr>
+                <w:sz w:val="36"/>
+                <w:szCs w:val="36"/>
               </w:rPr>
               <w:t>To provide a live emergency location tracker that activates during the final trimester, directs the user to the nearest hospital for delivery, and displays her registered ASHA worker's contact number so she can be reached immediately.</w:t>
             </w:r>
@@ -2444,14 +2322,14 @@
               </w:numPr>
               <w:spacing w:after="60"/>
               <w:rPr>
-                <w:sz w:val="28"/>
-                <w:szCs w:val="28"/>
-              </w:rPr>
-            </w:pPr>
-            <w:r>
-              <w:rPr>
-                <w:sz w:val="28"/>
-                <w:szCs w:val="28"/>
+                <w:sz w:val="36"/>
+                <w:szCs w:val="36"/>
+              </w:rPr>
+            </w:pPr>
+            <w:r>
+              <w:rPr>
+                <w:sz w:val="36"/>
+                <w:szCs w:val="36"/>
               </w:rPr>
               <w:t>To suggest healthy practices such as yoga, light exercise, a balanced diet and recommended reading during and after pregnancy.</w:t>
             </w:r>
@@ -2465,14 +2343,14 @@
               </w:numPr>
               <w:spacing w:after="60"/>
               <w:rPr>
-                <w:sz w:val="28"/>
-                <w:szCs w:val="28"/>
-              </w:rPr>
-            </w:pPr>
-            <w:r>
-              <w:rPr>
-                <w:sz w:val="28"/>
-                <w:szCs w:val="28"/>
+                <w:sz w:val="36"/>
+                <w:szCs w:val="36"/>
+              </w:rPr>
+            </w:pPr>
+            <w:r>
+              <w:rPr>
+                <w:sz w:val="36"/>
+                <w:szCs w:val="36"/>
               </w:rPr>
               <w:t>To guide users on postpartum recovery and baby care.</w:t>
             </w:r>
@@ -2486,14 +2364,14 @@
               </w:numPr>
               <w:spacing w:after="60"/>
               <w:rPr>
-                <w:sz w:val="28"/>
-                <w:szCs w:val="28"/>
-              </w:rPr>
-            </w:pPr>
-            <w:r>
-              <w:rPr>
-                <w:sz w:val="28"/>
-                <w:szCs w:val="28"/>
+                <w:sz w:val="36"/>
+                <w:szCs w:val="36"/>
+              </w:rPr>
+            </w:pPr>
+            <w:r>
+              <w:rPr>
+                <w:sz w:val="36"/>
+                <w:szCs w:val="36"/>
               </w:rPr>
               <w:t>To create awareness on contraceptive options and the menstrual cycle, including PCOS and PCOD, for general reproductive-health support.</w:t>
             </w:r>
@@ -2501,15 +2379,9 @@
         </w:tc>
       </w:tr>
       <w:tr>
-        <w:tblPrEx>
-          <w:tblCellMar>
-            <w:top w:w="0" w:type="dxa"/>
-            <w:bottom w:w="0" w:type="dxa"/>
-          </w:tblCellMar>
-        </w:tblPrEx>
         <w:tc>
           <w:tcPr>
-            <w:tcW w:w="2500" w:type="dxa"/>
+            <w:tcW w:w="2127" w:type="dxa"/>
             <w:tcBorders>
               <w:top w:val="single" w:sz="4" w:space="0" w:color="000000"/>
               <w:left w:val="single" w:sz="4" w:space="0" w:color="000000"/>
@@ -2521,16 +2393,116 @@
           <w:p>
             <w:pPr>
               <w:rPr>
-                <w:sz w:val="28"/>
-                <w:szCs w:val="28"/>
-              </w:rPr>
-            </w:pPr>
-            <w:r>
-              <w:rPr>
-                <w:b/>
-                <w:bCs/>
-                <w:sz w:val="28"/>
-                <w:szCs w:val="28"/>
+                <w:b/>
+                <w:bCs/>
+                <w:sz w:val="36"/>
+                <w:szCs w:val="36"/>
+              </w:rPr>
+            </w:pPr>
+          </w:p>
+          <w:p>
+            <w:pPr>
+              <w:rPr>
+                <w:b/>
+                <w:bCs/>
+                <w:sz w:val="36"/>
+                <w:szCs w:val="36"/>
+              </w:rPr>
+            </w:pPr>
+          </w:p>
+          <w:p>
+            <w:pPr>
+              <w:rPr>
+                <w:b/>
+                <w:bCs/>
+                <w:sz w:val="36"/>
+                <w:szCs w:val="36"/>
+              </w:rPr>
+            </w:pPr>
+          </w:p>
+          <w:p>
+            <w:pPr>
+              <w:rPr>
+                <w:b/>
+                <w:bCs/>
+                <w:sz w:val="36"/>
+                <w:szCs w:val="36"/>
+              </w:rPr>
+            </w:pPr>
+          </w:p>
+          <w:p>
+            <w:pPr>
+              <w:rPr>
+                <w:b/>
+                <w:bCs/>
+                <w:sz w:val="36"/>
+                <w:szCs w:val="36"/>
+              </w:rPr>
+            </w:pPr>
+          </w:p>
+          <w:p>
+            <w:pPr>
+              <w:rPr>
+                <w:b/>
+                <w:bCs/>
+                <w:sz w:val="36"/>
+                <w:szCs w:val="36"/>
+              </w:rPr>
+            </w:pPr>
+          </w:p>
+          <w:p>
+            <w:pPr>
+              <w:rPr>
+                <w:b/>
+                <w:bCs/>
+                <w:sz w:val="36"/>
+                <w:szCs w:val="36"/>
+              </w:rPr>
+            </w:pPr>
+          </w:p>
+          <w:p>
+            <w:pPr>
+              <w:rPr>
+                <w:b/>
+                <w:bCs/>
+                <w:sz w:val="36"/>
+                <w:szCs w:val="36"/>
+              </w:rPr>
+            </w:pPr>
+          </w:p>
+          <w:p>
+            <w:pPr>
+              <w:rPr>
+                <w:b/>
+                <w:bCs/>
+                <w:sz w:val="36"/>
+                <w:szCs w:val="36"/>
+              </w:rPr>
+            </w:pPr>
+          </w:p>
+          <w:p>
+            <w:pPr>
+              <w:rPr>
+                <w:b/>
+                <w:bCs/>
+                <w:sz w:val="36"/>
+                <w:szCs w:val="36"/>
+              </w:rPr>
+            </w:pPr>
+          </w:p>
+          <w:p>
+            <w:pPr>
+              <w:rPr>
+                <w:sz w:val="36"/>
+                <w:szCs w:val="36"/>
+              </w:rPr>
+            </w:pPr>
+            <w:r>
+              <w:rPr>
+                <w:b/>
+                <w:bCs/>
+                <w:sz w:val="36"/>
+                <w:szCs w:val="36"/>
               </w:rPr>
               <w:t>Proposed System</w:t>
             </w:r>
@@ -2538,7 +2510,7 @@
         </w:tc>
         <w:tc>
           <w:tcPr>
-            <w:tcW w:w="7246" w:type="dxa"/>
+            <w:tcW w:w="12115" w:type="dxa"/>
             <w:tcBorders>
               <w:top w:val="single" w:sz="4" w:space="0" w:color="000000"/>
               <w:left w:val="single" w:sz="4" w:space="0" w:color="000000"/>
@@ -2550,14 +2522,14 @@
             <w:pPr>
               <w:spacing w:after="100"/>
               <w:rPr>
-                <w:sz w:val="28"/>
-                <w:szCs w:val="28"/>
-              </w:rPr>
-            </w:pPr>
-            <w:r>
-              <w:rPr>
-                <w:sz w:val="28"/>
-                <w:szCs w:val="28"/>
+                <w:sz w:val="36"/>
+                <w:szCs w:val="36"/>
+              </w:rPr>
+            </w:pPr>
+            <w:r>
+              <w:rPr>
+                <w:sz w:val="36"/>
+                <w:szCs w:val="36"/>
               </w:rPr>
               <w:t>JANANI replaces the current fragmented approach — where hospital information, vaccination schedules, government-scheme details and reproductive-health awareness are all sought separately — with one integrated website built around the following modules:</w:t>
             </w:r>
@@ -2571,14 +2543,14 @@
               </w:numPr>
               <w:spacing w:after="60"/>
               <w:rPr>
-                <w:sz w:val="28"/>
-                <w:szCs w:val="28"/>
-              </w:rPr>
-            </w:pPr>
-            <w:r>
-              <w:rPr>
-                <w:sz w:val="28"/>
-                <w:szCs w:val="28"/>
+                <w:sz w:val="36"/>
+                <w:szCs w:val="36"/>
+              </w:rPr>
+            </w:pPr>
+            <w:r>
+              <w:rPr>
+                <w:sz w:val="36"/>
+                <w:szCs w:val="36"/>
               </w:rPr>
               <w:t>User module: sign up/sign in using mobile number, along with hospital name registration.</w:t>
             </w:r>
@@ -2592,14 +2564,14 @@
               </w:numPr>
               <w:spacing w:after="60"/>
               <w:rPr>
-                <w:sz w:val="28"/>
-                <w:szCs w:val="28"/>
-              </w:rPr>
-            </w:pPr>
-            <w:r>
-              <w:rPr>
-                <w:sz w:val="28"/>
-                <w:szCs w:val="28"/>
+                <w:sz w:val="36"/>
+                <w:szCs w:val="36"/>
+              </w:rPr>
+            </w:pPr>
+            <w:r>
+              <w:rPr>
+                <w:sz w:val="36"/>
+                <w:szCs w:val="36"/>
               </w:rPr>
               <w:t>Locator chatbot: helps the user find nearby hospitals and Anganwadi centres by name or photo-based location search, without any medicine-identification capability.</w:t>
             </w:r>
@@ -2613,14 +2585,14 @@
               </w:numPr>
               <w:spacing w:after="60"/>
               <w:rPr>
-                <w:sz w:val="28"/>
-                <w:szCs w:val="28"/>
-              </w:rPr>
-            </w:pPr>
-            <w:r>
-              <w:rPr>
-                <w:sz w:val="28"/>
-                <w:szCs w:val="28"/>
+                <w:sz w:val="36"/>
+                <w:szCs w:val="36"/>
+              </w:rPr>
+            </w:pPr>
+            <w:r>
+              <w:rPr>
+                <w:sz w:val="36"/>
+                <w:szCs w:val="36"/>
               </w:rPr>
               <w:t>Reminder engine: sends SMS reminders for injections/vaccinations and check-ups to the registered number.</w:t>
             </w:r>
@@ -2634,14 +2606,14 @@
               </w:numPr>
               <w:spacing w:after="60"/>
               <w:rPr>
-                <w:sz w:val="28"/>
-                <w:szCs w:val="28"/>
-              </w:rPr>
-            </w:pPr>
-            <w:r>
-              <w:rPr>
-                <w:sz w:val="28"/>
-                <w:szCs w:val="28"/>
+                <w:sz w:val="36"/>
+                <w:szCs w:val="36"/>
+              </w:rPr>
+            </w:pPr>
+            <w:r>
+              <w:rPr>
+                <w:sz w:val="36"/>
+                <w:szCs w:val="36"/>
               </w:rPr>
               <w:t>Pregnancy tracker: month-wise routine covering food and health guidance.</w:t>
             </w:r>
@@ -2655,14 +2627,14 @@
               </w:numPr>
               <w:spacing w:after="60"/>
               <w:rPr>
-                <w:sz w:val="28"/>
-                <w:szCs w:val="28"/>
-              </w:rPr>
-            </w:pPr>
-            <w:r>
-              <w:rPr>
-                <w:sz w:val="28"/>
-                <w:szCs w:val="28"/>
+                <w:sz w:val="36"/>
+                <w:szCs w:val="36"/>
+              </w:rPr>
+            </w:pPr>
+            <w:r>
+              <w:rPr>
+                <w:sz w:val="36"/>
+                <w:szCs w:val="36"/>
               </w:rPr>
               <w:t>Body-monitoring module: lets the user log body changes and allergies.</w:t>
             </w:r>
@@ -2676,14 +2648,14 @@
               </w:numPr>
               <w:spacing w:after="60"/>
               <w:rPr>
-                <w:sz w:val="28"/>
-                <w:szCs w:val="28"/>
-              </w:rPr>
-            </w:pPr>
-            <w:r>
-              <w:rPr>
-                <w:sz w:val="28"/>
-                <w:szCs w:val="28"/>
+                <w:sz w:val="36"/>
+                <w:szCs w:val="36"/>
+              </w:rPr>
+            </w:pPr>
+            <w:r>
+              <w:rPr>
+                <w:sz w:val="36"/>
+                <w:szCs w:val="36"/>
               </w:rPr>
               <w:t>Government schemes module: information on schemes for the mother's and the child's health.</w:t>
             </w:r>
@@ -2697,14 +2669,14 @@
               </w:numPr>
               <w:spacing w:after="60"/>
               <w:rPr>
-                <w:sz w:val="28"/>
-                <w:szCs w:val="28"/>
-              </w:rPr>
-            </w:pPr>
-            <w:r>
-              <w:rPr>
-                <w:sz w:val="28"/>
-                <w:szCs w:val="28"/>
+                <w:sz w:val="36"/>
+                <w:szCs w:val="36"/>
+              </w:rPr>
+            </w:pPr>
+            <w:r>
+              <w:rPr>
+                <w:sz w:val="36"/>
+                <w:szCs w:val="36"/>
               </w:rPr>
               <w:t>Emergency locator: a live-location tracker that activates in the ninth month, shows the nearest hospital for delivery, and displays the registered ASHA worker's contact number so the user can reach out to them directly.</w:t>
             </w:r>
@@ -2718,14 +2690,14 @@
               </w:numPr>
               <w:spacing w:after="60"/>
               <w:rPr>
-                <w:sz w:val="28"/>
-                <w:szCs w:val="28"/>
-              </w:rPr>
-            </w:pPr>
-            <w:r>
-              <w:rPr>
-                <w:sz w:val="28"/>
-                <w:szCs w:val="28"/>
+                <w:sz w:val="36"/>
+                <w:szCs w:val="36"/>
+              </w:rPr>
+            </w:pPr>
+            <w:r>
+              <w:rPr>
+                <w:sz w:val="36"/>
+                <w:szCs w:val="36"/>
               </w:rPr>
               <w:t>Wellness module: suggests yoga, light exercise, diet guidance and recommended reading during and after pregnancy, plus postpartum and baby-care information.</w:t>
             </w:r>
@@ -2739,14 +2711,14 @@
               </w:numPr>
               <w:spacing w:after="60"/>
               <w:rPr>
-                <w:sz w:val="28"/>
-                <w:szCs w:val="28"/>
-              </w:rPr>
-            </w:pPr>
-            <w:r>
-              <w:rPr>
-                <w:sz w:val="28"/>
-                <w:szCs w:val="28"/>
+                <w:sz w:val="36"/>
+                <w:szCs w:val="36"/>
+              </w:rPr>
+            </w:pPr>
+            <w:r>
+              <w:rPr>
+                <w:sz w:val="36"/>
+                <w:szCs w:val="36"/>
               </w:rPr>
               <w:t>Reproductive-health module: information on contraception and the menstrual cycle for general women's health, including PCOS and PCOD awareness.</w:t>
             </w:r>
@@ -2754,15 +2726,9 @@
         </w:tc>
       </w:tr>
       <w:tr>
-        <w:tblPrEx>
-          <w:tblCellMar>
-            <w:top w:w="0" w:type="dxa"/>
-            <w:bottom w:w="0" w:type="dxa"/>
-          </w:tblCellMar>
-        </w:tblPrEx>
         <w:tc>
           <w:tcPr>
-            <w:tcW w:w="2500" w:type="dxa"/>
+            <w:tcW w:w="2127" w:type="dxa"/>
             <w:tcBorders>
               <w:top w:val="single" w:sz="4" w:space="0" w:color="000000"/>
               <w:left w:val="single" w:sz="4" w:space="0" w:color="000000"/>
@@ -2774,16 +2740,16 @@
           <w:p>
             <w:pPr>
               <w:rPr>
-                <w:sz w:val="28"/>
-                <w:szCs w:val="28"/>
-              </w:rPr>
-            </w:pPr>
-            <w:r>
-              <w:rPr>
-                <w:b/>
-                <w:bCs/>
-                <w:sz w:val="28"/>
-                <w:szCs w:val="28"/>
+                <w:sz w:val="36"/>
+                <w:szCs w:val="36"/>
+              </w:rPr>
+            </w:pPr>
+            <w:r>
+              <w:rPr>
+                <w:b/>
+                <w:bCs/>
+                <w:sz w:val="36"/>
+                <w:szCs w:val="36"/>
               </w:rPr>
               <w:t>Methodology</w:t>
             </w:r>
@@ -2791,7 +2757,7 @@
         </w:tc>
         <w:tc>
           <w:tcPr>
-            <w:tcW w:w="7246" w:type="dxa"/>
+            <w:tcW w:w="12115" w:type="dxa"/>
             <w:tcBorders>
               <w:top w:val="single" w:sz="4" w:space="0" w:color="000000"/>
               <w:left w:val="single" w:sz="4" w:space="0" w:color="000000"/>
@@ -2808,14 +2774,14 @@
               </w:numPr>
               <w:spacing w:after="60"/>
               <w:rPr>
-                <w:sz w:val="28"/>
-                <w:szCs w:val="28"/>
-              </w:rPr>
-            </w:pPr>
-            <w:r>
-              <w:rPr>
-                <w:sz w:val="28"/>
-                <w:szCs w:val="28"/>
+                <w:sz w:val="36"/>
+                <w:szCs w:val="36"/>
+              </w:rPr>
+            </w:pPr>
+            <w:r>
+              <w:rPr>
+                <w:sz w:val="36"/>
+                <w:szCs w:val="36"/>
               </w:rPr>
               <w:t>Requirement gathering and study of existing maternal/reproductive-health websites and applications to finalise the feature set.</w:t>
             </w:r>
@@ -2829,14 +2795,14 @@
               </w:numPr>
               <w:spacing w:after="60"/>
               <w:rPr>
-                <w:sz w:val="28"/>
-                <w:szCs w:val="28"/>
-              </w:rPr>
-            </w:pPr>
-            <w:r>
-              <w:rPr>
-                <w:sz w:val="28"/>
-                <w:szCs w:val="28"/>
+                <w:sz w:val="36"/>
+                <w:szCs w:val="36"/>
+              </w:rPr>
+            </w:pPr>
+            <w:r>
+              <w:rPr>
+                <w:sz w:val="36"/>
+                <w:szCs w:val="36"/>
               </w:rPr>
               <w:t>UI/UX design of the sign-up/sign-in flow and each module (chatbot, tracker, reminders, schemes, emergency locator).</w:t>
             </w:r>
@@ -2850,14 +2816,14 @@
               </w:numPr>
               <w:spacing w:after="60"/>
               <w:rPr>
-                <w:sz w:val="28"/>
-                <w:szCs w:val="28"/>
-              </w:rPr>
-            </w:pPr>
-            <w:r>
-              <w:rPr>
-                <w:sz w:val="28"/>
-                <w:szCs w:val="28"/>
+                <w:sz w:val="36"/>
+                <w:szCs w:val="36"/>
+              </w:rPr>
+            </w:pPr>
+            <w:r>
+              <w:rPr>
+                <w:sz w:val="36"/>
+                <w:szCs w:val="36"/>
               </w:rPr>
               <w:t>Front-end development of the website.</w:t>
             </w:r>
@@ -2871,14 +2837,14 @@
               </w:numPr>
               <w:spacing w:after="60"/>
               <w:rPr>
-                <w:sz w:val="28"/>
-                <w:szCs w:val="28"/>
-              </w:rPr>
-            </w:pPr>
-            <w:r>
-              <w:rPr>
-                <w:sz w:val="28"/>
-                <w:szCs w:val="28"/>
+                <w:sz w:val="36"/>
+                <w:szCs w:val="36"/>
+              </w:rPr>
+            </w:pPr>
+            <w:r>
+              <w:rPr>
+                <w:sz w:val="36"/>
+                <w:szCs w:val="36"/>
               </w:rPr>
               <w:t>Back-end development with a database to store user, hospital/Anganwadi, ASHA worker, scheme and reminder data.</w:t>
             </w:r>
@@ -2892,14 +2858,14 @@
               </w:numPr>
               <w:spacing w:after="60"/>
               <w:rPr>
-                <w:sz w:val="28"/>
-                <w:szCs w:val="28"/>
-              </w:rPr>
-            </w:pPr>
-            <w:r>
-              <w:rPr>
-                <w:sz w:val="28"/>
-                <w:szCs w:val="28"/>
+                <w:sz w:val="36"/>
+                <w:szCs w:val="36"/>
+              </w:rPr>
+            </w:pPr>
+            <w:r>
+              <w:rPr>
+                <w:sz w:val="36"/>
+                <w:szCs w:val="36"/>
               </w:rPr>
               <w:t>Integration of a maps/location API for the hospital &amp; Anganwadi locator and the emergency live-tracking feature.</w:t>
             </w:r>
@@ -2913,14 +2879,14 @@
               </w:numPr>
               <w:spacing w:after="60"/>
               <w:rPr>
-                <w:sz w:val="28"/>
-                <w:szCs w:val="28"/>
-              </w:rPr>
-            </w:pPr>
-            <w:r>
-              <w:rPr>
-                <w:sz w:val="28"/>
-                <w:szCs w:val="28"/>
+                <w:sz w:val="36"/>
+                <w:szCs w:val="36"/>
+              </w:rPr>
+            </w:pPr>
+            <w:r>
+              <w:rPr>
+                <w:sz w:val="36"/>
+                <w:szCs w:val="36"/>
               </w:rPr>
               <w:t>Integration of an SMS gateway API for injection/check-up reminders.</w:t>
             </w:r>
@@ -2934,14 +2900,14 @@
               </w:numPr>
               <w:spacing w:after="60"/>
               <w:rPr>
-                <w:sz w:val="28"/>
-                <w:szCs w:val="28"/>
-              </w:rPr>
-            </w:pPr>
-            <w:r>
-              <w:rPr>
-                <w:sz w:val="28"/>
-                <w:szCs w:val="28"/>
+                <w:sz w:val="36"/>
+                <w:szCs w:val="36"/>
+              </w:rPr>
+            </w:pPr>
+            <w:r>
+              <w:rPr>
+                <w:sz w:val="36"/>
+                <w:szCs w:val="36"/>
               </w:rPr>
               <w:t>Development of the chatbot for facility search by name or uploaded photo.</w:t>
             </w:r>
@@ -2955,14 +2921,14 @@
               </w:numPr>
               <w:spacing w:after="60"/>
               <w:rPr>
-                <w:sz w:val="28"/>
-                <w:szCs w:val="28"/>
-              </w:rPr>
-            </w:pPr>
-            <w:r>
-              <w:rPr>
-                <w:sz w:val="28"/>
-                <w:szCs w:val="28"/>
+                <w:sz w:val="36"/>
+                <w:szCs w:val="36"/>
+              </w:rPr>
+            </w:pPr>
+            <w:r>
+              <w:rPr>
+                <w:sz w:val="36"/>
+                <w:szCs w:val="36"/>
               </w:rPr>
               <w:t>Testing of each module individually, followed by integration testing of the complete website.</w:t>
             </w:r>
@@ -2976,14 +2942,14 @@
               </w:numPr>
               <w:spacing w:after="60"/>
               <w:rPr>
-                <w:sz w:val="28"/>
-                <w:szCs w:val="28"/>
-              </w:rPr>
-            </w:pPr>
-            <w:r>
-              <w:rPr>
-                <w:sz w:val="28"/>
-                <w:szCs w:val="28"/>
+                <w:sz w:val="36"/>
+                <w:szCs w:val="36"/>
+              </w:rPr>
+            </w:pPr>
+            <w:r>
+              <w:rPr>
+                <w:sz w:val="36"/>
+                <w:szCs w:val="36"/>
               </w:rPr>
               <w:t>Deployment and user-acceptance evaluation.</w:t>
             </w:r>
@@ -2991,15 +2957,9 @@
         </w:tc>
       </w:tr>
       <w:tr>
-        <w:tblPrEx>
-          <w:tblCellMar>
-            <w:top w:w="0" w:type="dxa"/>
-            <w:bottom w:w="0" w:type="dxa"/>
-          </w:tblCellMar>
-        </w:tblPrEx>
         <w:tc>
           <w:tcPr>
-            <w:tcW w:w="2500" w:type="dxa"/>
+            <w:tcW w:w="2127" w:type="dxa"/>
             <w:tcBorders>
               <w:top w:val="single" w:sz="4" w:space="0" w:color="000000"/>
               <w:left w:val="single" w:sz="4" w:space="0" w:color="000000"/>
@@ -3011,16 +2971,16 @@
           <w:p>
             <w:pPr>
               <w:rPr>
-                <w:sz w:val="28"/>
-                <w:szCs w:val="28"/>
-              </w:rPr>
-            </w:pPr>
-            <w:r>
-              <w:rPr>
-                <w:b/>
-                <w:bCs/>
-                <w:sz w:val="28"/>
-                <w:szCs w:val="28"/>
+                <w:sz w:val="36"/>
+                <w:szCs w:val="36"/>
+              </w:rPr>
+            </w:pPr>
+            <w:r>
+              <w:rPr>
+                <w:b/>
+                <w:bCs/>
+                <w:sz w:val="36"/>
+                <w:szCs w:val="36"/>
               </w:rPr>
               <w:t>System Requirement Specifications</w:t>
             </w:r>
@@ -3028,7 +2988,7 @@
         </w:tc>
         <w:tc>
           <w:tcPr>
-            <w:tcW w:w="7246" w:type="dxa"/>
+            <w:tcW w:w="12115" w:type="dxa"/>
             <w:tcBorders>
               <w:top w:val="single" w:sz="4" w:space="0" w:color="000000"/>
               <w:left w:val="single" w:sz="4" w:space="0" w:color="000000"/>
@@ -3040,16 +3000,16 @@
             <w:pPr>
               <w:spacing w:after="60"/>
               <w:rPr>
-                <w:sz w:val="28"/>
-                <w:szCs w:val="28"/>
-              </w:rPr>
-            </w:pPr>
-            <w:r>
-              <w:rPr>
-                <w:b/>
-                <w:bCs/>
-                <w:sz w:val="28"/>
-                <w:szCs w:val="28"/>
+                <w:sz w:val="36"/>
+                <w:szCs w:val="36"/>
+              </w:rPr>
+            </w:pPr>
+            <w:r>
+              <w:rPr>
+                <w:b/>
+                <w:bCs/>
+                <w:sz w:val="36"/>
+                <w:szCs w:val="36"/>
               </w:rPr>
               <w:t>Hardware Requirements</w:t>
             </w:r>
@@ -3063,14 +3023,14 @@
               </w:numPr>
               <w:spacing w:after="60"/>
               <w:rPr>
-                <w:sz w:val="28"/>
-                <w:szCs w:val="28"/>
-              </w:rPr>
-            </w:pPr>
-            <w:r>
-              <w:rPr>
-                <w:sz w:val="28"/>
-                <w:szCs w:val="28"/>
+                <w:sz w:val="36"/>
+                <w:szCs w:val="36"/>
+              </w:rPr>
+            </w:pPr>
+            <w:r>
+              <w:rPr>
+                <w:sz w:val="36"/>
+                <w:szCs w:val="36"/>
               </w:rPr>
               <w:t>A computer/laptop or smartphone with a web browser and location (GPS) permission enabled</w:t>
             </w:r>
@@ -3084,14 +3044,14 @@
               </w:numPr>
               <w:spacing w:after="60"/>
               <w:rPr>
-                <w:sz w:val="28"/>
-                <w:szCs w:val="28"/>
-              </w:rPr>
-            </w:pPr>
-            <w:r>
-              <w:rPr>
-                <w:sz w:val="28"/>
-                <w:szCs w:val="28"/>
+                <w:sz w:val="36"/>
+                <w:szCs w:val="36"/>
+              </w:rPr>
+            </w:pPr>
+            <w:r>
+              <w:rPr>
+                <w:sz w:val="36"/>
+                <w:szCs w:val="36"/>
               </w:rPr>
               <w:t>Stable internet connectivity</w:t>
             </w:r>
@@ -3105,14 +3065,14 @@
               </w:numPr>
               <w:spacing w:after="60"/>
               <w:rPr>
-                <w:sz w:val="28"/>
-                <w:szCs w:val="28"/>
-              </w:rPr>
-            </w:pPr>
-            <w:r>
-              <w:rPr>
-                <w:sz w:val="28"/>
-                <w:szCs w:val="28"/>
+                <w:sz w:val="36"/>
+                <w:szCs w:val="36"/>
+              </w:rPr>
+            </w:pPr>
+            <w:r>
+              <w:rPr>
+                <w:sz w:val="36"/>
+                <w:szCs w:val="36"/>
               </w:rPr>
               <w:t>Development machine: minimum i5 processor, 8 GB RAM, 256 GB storage</w:t>
             </w:r>
@@ -3121,16 +3081,16 @@
             <w:pPr>
               <w:spacing w:after="60"/>
               <w:rPr>
-                <w:sz w:val="28"/>
-                <w:szCs w:val="28"/>
-              </w:rPr>
-            </w:pPr>
-            <w:r>
-              <w:rPr>
-                <w:b/>
-                <w:bCs/>
-                <w:sz w:val="28"/>
-                <w:szCs w:val="28"/>
+                <w:sz w:val="36"/>
+                <w:szCs w:val="36"/>
+              </w:rPr>
+            </w:pPr>
+            <w:r>
+              <w:rPr>
+                <w:b/>
+                <w:bCs/>
+                <w:sz w:val="36"/>
+                <w:szCs w:val="36"/>
               </w:rPr>
               <w:t>Software Requirement</w:t>
             </w:r>
@@ -3144,14 +3104,14 @@
               </w:numPr>
               <w:spacing w:after="60"/>
               <w:rPr>
-                <w:sz w:val="28"/>
-                <w:szCs w:val="28"/>
-              </w:rPr>
-            </w:pPr>
-            <w:r>
-              <w:rPr>
-                <w:sz w:val="28"/>
-                <w:szCs w:val="28"/>
+                <w:sz w:val="36"/>
+                <w:szCs w:val="36"/>
+              </w:rPr>
+            </w:pPr>
+            <w:r>
+              <w:rPr>
+                <w:sz w:val="36"/>
+                <w:szCs w:val="36"/>
               </w:rPr>
               <w:t>HTML, CSS, JavaScript and a front-end framework (e.g., React) for the website</w:t>
             </w:r>
@@ -3165,14 +3125,14 @@
               </w:numPr>
               <w:spacing w:after="60"/>
               <w:rPr>
-                <w:sz w:val="28"/>
-                <w:szCs w:val="28"/>
-              </w:rPr>
-            </w:pPr>
-            <w:r>
-              <w:rPr>
-                <w:sz w:val="28"/>
-                <w:szCs w:val="28"/>
+                <w:sz w:val="36"/>
+                <w:szCs w:val="36"/>
+              </w:rPr>
+            </w:pPr>
+            <w:r>
+              <w:rPr>
+                <w:sz w:val="36"/>
+                <w:szCs w:val="36"/>
               </w:rPr>
               <w:t>Node.js / PHP for backend development</w:t>
             </w:r>
@@ -3186,14 +3146,14 @@
               </w:numPr>
               <w:spacing w:after="60"/>
               <w:rPr>
-                <w:sz w:val="28"/>
-                <w:szCs w:val="28"/>
-              </w:rPr>
-            </w:pPr>
-            <w:r>
-              <w:rPr>
-                <w:sz w:val="28"/>
-                <w:szCs w:val="28"/>
+                <w:sz w:val="36"/>
+                <w:szCs w:val="36"/>
+              </w:rPr>
+            </w:pPr>
+            <w:r>
+              <w:rPr>
+                <w:sz w:val="36"/>
+                <w:szCs w:val="36"/>
               </w:rPr>
               <w:t>Firebase / MySQL for the database</w:t>
             </w:r>
@@ -3207,14 +3167,14 @@
               </w:numPr>
               <w:spacing w:after="60"/>
               <w:rPr>
-                <w:sz w:val="28"/>
-                <w:szCs w:val="28"/>
-              </w:rPr>
-            </w:pPr>
-            <w:r>
-              <w:rPr>
-                <w:sz w:val="28"/>
-                <w:szCs w:val="28"/>
+                <w:sz w:val="36"/>
+                <w:szCs w:val="36"/>
+              </w:rPr>
+            </w:pPr>
+            <w:r>
+              <w:rPr>
+                <w:sz w:val="36"/>
+                <w:szCs w:val="36"/>
               </w:rPr>
               <w:t>Google Maps API (or equivalent) for location and emergency tracking</w:t>
             </w:r>
@@ -3228,14 +3188,14 @@
               </w:numPr>
               <w:spacing w:after="60"/>
               <w:rPr>
-                <w:sz w:val="28"/>
-                <w:szCs w:val="28"/>
-              </w:rPr>
-            </w:pPr>
-            <w:r>
-              <w:rPr>
-                <w:sz w:val="28"/>
-                <w:szCs w:val="28"/>
+                <w:sz w:val="36"/>
+                <w:szCs w:val="36"/>
+              </w:rPr>
+            </w:pPr>
+            <w:r>
+              <w:rPr>
+                <w:sz w:val="36"/>
+                <w:szCs w:val="36"/>
               </w:rPr>
               <w:t>SMS Gateway API for reminders and ASHA-worker contact alerts</w:t>
             </w:r>
@@ -3249,14 +3209,14 @@
               </w:numPr>
               <w:spacing w:after="60"/>
               <w:rPr>
-                <w:sz w:val="28"/>
-                <w:szCs w:val="28"/>
-              </w:rPr>
-            </w:pPr>
-            <w:r>
-              <w:rPr>
-                <w:sz w:val="28"/>
-                <w:szCs w:val="28"/>
+                <w:sz w:val="36"/>
+                <w:szCs w:val="36"/>
+              </w:rPr>
+            </w:pPr>
+            <w:r>
+              <w:rPr>
+                <w:sz w:val="36"/>
+                <w:szCs w:val="36"/>
               </w:rPr>
               <w:t>Figma for UI/UX design</w:t>
             </w:r>
@@ -3264,15 +3224,9 @@
         </w:tc>
       </w:tr>
       <w:tr>
-        <w:tblPrEx>
-          <w:tblCellMar>
-            <w:top w:w="0" w:type="dxa"/>
-            <w:bottom w:w="0" w:type="dxa"/>
-          </w:tblCellMar>
-        </w:tblPrEx>
         <w:tc>
           <w:tcPr>
-            <w:tcW w:w="2500" w:type="dxa"/>
+            <w:tcW w:w="2127" w:type="dxa"/>
             <w:tcBorders>
               <w:top w:val="single" w:sz="4" w:space="0" w:color="000000"/>
               <w:left w:val="single" w:sz="4" w:space="0" w:color="000000"/>
@@ -3284,16 +3238,16 @@
           <w:p>
             <w:pPr>
               <w:rPr>
-                <w:sz w:val="28"/>
-                <w:szCs w:val="28"/>
-              </w:rPr>
-            </w:pPr>
-            <w:r>
-              <w:rPr>
-                <w:b/>
-                <w:bCs/>
-                <w:sz w:val="28"/>
-                <w:szCs w:val="28"/>
+                <w:sz w:val="36"/>
+                <w:szCs w:val="36"/>
+              </w:rPr>
+            </w:pPr>
+            <w:r>
+              <w:rPr>
+                <w:b/>
+                <w:bCs/>
+                <w:sz w:val="36"/>
+                <w:szCs w:val="36"/>
               </w:rPr>
               <w:t>Applications of the Project</w:t>
             </w:r>
@@ -3301,7 +3255,7 @@
         </w:tc>
         <w:tc>
           <w:tcPr>
-            <w:tcW w:w="7246" w:type="dxa"/>
+            <w:tcW w:w="12115" w:type="dxa"/>
             <w:tcBorders>
               <w:top w:val="single" w:sz="4" w:space="0" w:color="000000"/>
               <w:left w:val="single" w:sz="4" w:space="0" w:color="000000"/>
@@ -3318,14 +3272,14 @@
               </w:numPr>
               <w:spacing w:after="60"/>
               <w:rPr>
-                <w:sz w:val="28"/>
-                <w:szCs w:val="28"/>
-              </w:rPr>
-            </w:pPr>
-            <w:r>
-              <w:rPr>
-                <w:sz w:val="28"/>
-                <w:szCs w:val="28"/>
+                <w:sz w:val="36"/>
+                <w:szCs w:val="36"/>
+              </w:rPr>
+            </w:pPr>
+            <w:r>
+              <w:rPr>
+                <w:sz w:val="36"/>
+                <w:szCs w:val="36"/>
               </w:rPr>
               <w:t>Helps pregnant women quickly locate nearby hospitals and Anganwadi centres.</w:t>
             </w:r>
@@ -3339,14 +3293,14 @@
               </w:numPr>
               <w:spacing w:after="60"/>
               <w:rPr>
-                <w:sz w:val="28"/>
-                <w:szCs w:val="28"/>
-              </w:rPr>
-            </w:pPr>
-            <w:r>
-              <w:rPr>
-                <w:sz w:val="28"/>
-                <w:szCs w:val="28"/>
+                <w:sz w:val="36"/>
+                <w:szCs w:val="36"/>
+              </w:rPr>
+            </w:pPr>
+            <w:r>
+              <w:rPr>
+                <w:sz w:val="36"/>
+                <w:szCs w:val="36"/>
               </w:rPr>
               <w:t>Reduces missed vaccinations and check-ups through timely SMS reminders.</w:t>
             </w:r>
@@ -3360,14 +3314,14 @@
               </w:numPr>
               <w:spacing w:after="60"/>
               <w:rPr>
-                <w:sz w:val="28"/>
-                <w:szCs w:val="28"/>
-              </w:rPr>
-            </w:pPr>
-            <w:r>
-              <w:rPr>
-                <w:sz w:val="28"/>
-                <w:szCs w:val="28"/>
+                <w:sz w:val="36"/>
+                <w:szCs w:val="36"/>
+              </w:rPr>
+            </w:pPr>
+            <w:r>
+              <w:rPr>
+                <w:sz w:val="36"/>
+                <w:szCs w:val="36"/>
               </w:rPr>
               <w:t>Supports safer, faster access to hospitals and to the ASHA worker during a delivery-related emergency.</w:t>
             </w:r>
@@ -3381,14 +3335,14 @@
               </w:numPr>
               <w:spacing w:after="60"/>
               <w:rPr>
-                <w:sz w:val="28"/>
-                <w:szCs w:val="28"/>
-              </w:rPr>
-            </w:pPr>
-            <w:r>
-              <w:rPr>
-                <w:sz w:val="28"/>
-                <w:szCs w:val="28"/>
+                <w:sz w:val="36"/>
+                <w:szCs w:val="36"/>
+              </w:rPr>
+            </w:pPr>
+            <w:r>
+              <w:rPr>
+                <w:sz w:val="36"/>
+                <w:szCs w:val="36"/>
               </w:rPr>
               <w:t>Improves awareness of government maternal and child welfare schemes.</w:t>
             </w:r>
@@ -3402,14 +3356,14 @@
               </w:numPr>
               <w:spacing w:after="60"/>
               <w:rPr>
-                <w:sz w:val="28"/>
-                <w:szCs w:val="28"/>
-              </w:rPr>
-            </w:pPr>
-            <w:r>
-              <w:rPr>
-                <w:sz w:val="28"/>
-                <w:szCs w:val="28"/>
+                <w:sz w:val="36"/>
+                <w:szCs w:val="36"/>
+              </w:rPr>
+            </w:pPr>
+            <w:r>
+              <w:rPr>
+                <w:sz w:val="36"/>
+                <w:szCs w:val="36"/>
               </w:rPr>
               <w:t>Encourages healthy habits such as yoga, light exercise and recommended reading during and after pregnancy.</w:t>
             </w:r>
@@ -3423,14 +3377,14 @@
               </w:numPr>
               <w:spacing w:after="60"/>
               <w:rPr>
-                <w:sz w:val="28"/>
-                <w:szCs w:val="28"/>
-              </w:rPr>
-            </w:pPr>
-            <w:r>
-              <w:rPr>
-                <w:sz w:val="28"/>
-                <w:szCs w:val="28"/>
+                <w:sz w:val="36"/>
+                <w:szCs w:val="36"/>
+              </w:rPr>
+            </w:pPr>
+            <w:r>
+              <w:rPr>
+                <w:sz w:val="36"/>
+                <w:szCs w:val="36"/>
               </w:rPr>
               <w:t>Assists postpartum recovery, baby care and family-planning decisions.</w:t>
             </w:r>
@@ -3444,14 +3398,14 @@
               </w:numPr>
               <w:spacing w:after="60"/>
               <w:rPr>
-                <w:sz w:val="28"/>
-                <w:szCs w:val="28"/>
-              </w:rPr>
-            </w:pPr>
-            <w:r>
-              <w:rPr>
-                <w:sz w:val="28"/>
-                <w:szCs w:val="28"/>
+                <w:sz w:val="36"/>
+                <w:szCs w:val="36"/>
+              </w:rPr>
+            </w:pPr>
+            <w:r>
+              <w:rPr>
+                <w:sz w:val="36"/>
+                <w:szCs w:val="36"/>
               </w:rPr>
               <w:t>Raises awareness of menstrual health and conditions such as PCOS/PCOD among women in general.</w:t>
             </w:r>
@@ -3459,15 +3413,9 @@
         </w:tc>
       </w:tr>
       <w:tr>
-        <w:tblPrEx>
-          <w:tblCellMar>
-            <w:top w:w="0" w:type="dxa"/>
-            <w:bottom w:w="0" w:type="dxa"/>
-          </w:tblCellMar>
-        </w:tblPrEx>
         <w:tc>
           <w:tcPr>
-            <w:tcW w:w="2500" w:type="dxa"/>
+            <w:tcW w:w="2127" w:type="dxa"/>
             <w:tcBorders>
               <w:top w:val="single" w:sz="4" w:space="0" w:color="000000"/>
               <w:left w:val="single" w:sz="4" w:space="0" w:color="000000"/>
@@ -3479,16 +3427,16 @@
           <w:p>
             <w:pPr>
               <w:rPr>
-                <w:sz w:val="28"/>
-                <w:szCs w:val="28"/>
-              </w:rPr>
-            </w:pPr>
-            <w:r>
-              <w:rPr>
-                <w:b/>
-                <w:bCs/>
-                <w:sz w:val="28"/>
-                <w:szCs w:val="28"/>
+                <w:sz w:val="36"/>
+                <w:szCs w:val="36"/>
+              </w:rPr>
+            </w:pPr>
+            <w:r>
+              <w:rPr>
+                <w:b/>
+                <w:bCs/>
+                <w:sz w:val="36"/>
+                <w:szCs w:val="36"/>
               </w:rPr>
               <w:t>Conclusion</w:t>
             </w:r>
@@ -3496,7 +3444,7 @@
         </w:tc>
         <w:tc>
           <w:tcPr>
-            <w:tcW w:w="7246" w:type="dxa"/>
+            <w:tcW w:w="12115" w:type="dxa"/>
             <w:tcBorders>
               <w:top w:val="single" w:sz="4" w:space="0" w:color="000000"/>
               <w:left w:val="single" w:sz="4" w:space="0" w:color="000000"/>
@@ -3507,37 +3455,24 @@
           <w:p>
             <w:pPr>
               <w:rPr>
-                <w:sz w:val="28"/>
-                <w:szCs w:val="28"/>
-              </w:rPr>
-            </w:pPr>
-            <w:r>
-              <w:rPr>
-                <w:sz w:val="28"/>
-                <w:szCs w:val="28"/>
-              </w:rPr>
-              <w:t>JANANI brings together facility location, reminders, pregnancy and postpartum guidance, ASHA-worker emergency contact, government-scheme information, wellness suggestions such as yoga and reading, and reproductive-health awareness into a single website, while intentionally leaving out any medicine-identification or medicine-suggestion feature so that clinical decisions remain with qualified healthcare providers. By doing so, the project aims to improve continuity of maternal care, faster emergency response,</w:t>
-            </w:r>
-            <w:r>
-              <w:rPr>
-                <w:sz w:val="28"/>
-                <w:szCs w:val="28"/>
-              </w:rPr>
-              <w:t xml:space="preserve"> and greater awareness of women's reproductive health.</w:t>
+                <w:sz w:val="36"/>
+                <w:szCs w:val="36"/>
+              </w:rPr>
+            </w:pPr>
+            <w:r>
+              <w:rPr>
+                <w:sz w:val="36"/>
+                <w:szCs w:val="36"/>
+              </w:rPr>
+              <w:t>JANANI brings together facility location, reminders, pregnancy and postpartum guidance, ASHA-worker emergency contact, government-scheme information, wellness suggestions such as yoga and reading, and reproductive-health awareness into a single website, while intentionally leaving out any medicine-identification or medicine-suggestion feature so that clinical decisions remain with qualified healthcare providers. By doing so, the project aims to improve continuity of maternal care, faster emergency response, and greater awareness of women's reproductive health.</w:t>
             </w:r>
           </w:p>
         </w:tc>
       </w:tr>
       <w:tr>
-        <w:tblPrEx>
-          <w:tblCellMar>
-            <w:top w:w="0" w:type="dxa"/>
-            <w:bottom w:w="0" w:type="dxa"/>
-          </w:tblCellMar>
-        </w:tblPrEx>
         <w:tc>
           <w:tcPr>
-            <w:tcW w:w="2500" w:type="dxa"/>
+            <w:tcW w:w="2127" w:type="dxa"/>
             <w:tcBorders>
               <w:top w:val="single" w:sz="4" w:space="0" w:color="000000"/>
               <w:left w:val="single" w:sz="4" w:space="0" w:color="000000"/>
@@ -3549,8 +3484,8 @@
           <w:p>
             <w:pPr>
               <w:rPr>
-                <w:sz w:val="28"/>
-                <w:szCs w:val="28"/>
+                <w:sz w:val="36"/>
+                <w:szCs w:val="36"/>
               </w:rPr>
             </w:pPr>
             <w:proofErr w:type="gramStart"/>
@@ -3558,8 +3493,8 @@
               <w:rPr>
                 <w:b/>
                 <w:bCs/>
-                <w:sz w:val="28"/>
-                <w:szCs w:val="28"/>
+                <w:sz w:val="36"/>
+                <w:szCs w:val="36"/>
               </w:rPr>
               <w:t>References :</w:t>
             </w:r>
@@ -3568,8 +3503,8 @@
               <w:rPr>
                 <w:b/>
                 <w:bCs/>
-                <w:sz w:val="28"/>
-                <w:szCs w:val="28"/>
+                <w:sz w:val="36"/>
+                <w:szCs w:val="36"/>
               </w:rPr>
               <w:t xml:space="preserve"> (IEEE format)</w:t>
             </w:r>
@@ -3577,7 +3512,7 @@
         </w:tc>
         <w:tc>
           <w:tcPr>
-            <w:tcW w:w="7246" w:type="dxa"/>
+            <w:tcW w:w="12115" w:type="dxa"/>
             <w:tcBorders>
               <w:top w:val="single" w:sz="4" w:space="0" w:color="000000"/>
               <w:left w:val="single" w:sz="4" w:space="0" w:color="000000"/>
@@ -3589,14 +3524,14 @@
             <w:pPr>
               <w:spacing w:after="60"/>
               <w:rPr>
-                <w:sz w:val="28"/>
-                <w:szCs w:val="28"/>
-              </w:rPr>
-            </w:pPr>
-            <w:r>
-              <w:rPr>
-                <w:sz w:val="28"/>
-                <w:szCs w:val="28"/>
+                <w:sz w:val="36"/>
+                <w:szCs w:val="36"/>
+              </w:rPr>
+            </w:pPr>
+            <w:r>
+              <w:rPr>
+                <w:sz w:val="36"/>
+                <w:szCs w:val="36"/>
               </w:rPr>
               <w:t>[1] A. O. Babatunde et al., "Development of an educational and monitoring mobile application for pregnant women in Nigeria," Frontiers in Public Health, vol. 12, 2024.</w:t>
             </w:r>
@@ -3605,14 +3540,14 @@
             <w:pPr>
               <w:spacing w:after="60"/>
               <w:rPr>
-                <w:sz w:val="28"/>
-                <w:szCs w:val="28"/>
-              </w:rPr>
-            </w:pPr>
-            <w:r>
-              <w:rPr>
-                <w:sz w:val="28"/>
-                <w:szCs w:val="28"/>
+                <w:sz w:val="36"/>
+                <w:szCs w:val="36"/>
+              </w:rPr>
+            </w:pPr>
+            <w:r>
+              <w:rPr>
+                <w:sz w:val="36"/>
+                <w:szCs w:val="36"/>
               </w:rPr>
               <w:t>[2] A. Nair, K. Padmakumar, and S. R. Krishna, "Menstrual tracking apps in India: User perceptions, attitudes, and implications," Indian Journal of Marketing, vol. 53, no. 2, pp. 8-25.</w:t>
             </w:r>
@@ -3621,30 +3556,30 @@
             <w:pPr>
               <w:spacing w:after="60"/>
               <w:rPr>
-                <w:sz w:val="28"/>
-                <w:szCs w:val="28"/>
-              </w:rPr>
-            </w:pPr>
-            <w:r>
-              <w:rPr>
-                <w:sz w:val="28"/>
-                <w:szCs w:val="28"/>
+                <w:sz w:val="36"/>
+                <w:szCs w:val="36"/>
+              </w:rPr>
+            </w:pPr>
+            <w:r>
+              <w:rPr>
+                <w:sz w:val="36"/>
+                <w:szCs w:val="36"/>
               </w:rPr>
               <w:t xml:space="preserve">[3] "Sakhi </w:t>
             </w:r>
             <w:proofErr w:type="spellStart"/>
             <w:r>
               <w:rPr>
-                <w:sz w:val="28"/>
-                <w:szCs w:val="28"/>
+                <w:sz w:val="36"/>
+                <w:szCs w:val="36"/>
               </w:rPr>
               <w:t>Swastyay</w:t>
             </w:r>
             <w:proofErr w:type="spellEnd"/>
             <w:r>
               <w:rPr>
-                <w:sz w:val="28"/>
-                <w:szCs w:val="28"/>
+                <w:sz w:val="36"/>
+                <w:szCs w:val="36"/>
               </w:rPr>
               <w:t>: An inclusive digital platform for menstrual health awareness and early recognition of PCOD/PCOS," Synapse Social Research Papers, 2024.</w:t>
             </w:r>
@@ -3652,30 +3587,30 @@
           <w:p>
             <w:pPr>
               <w:rPr>
-                <w:sz w:val="28"/>
-                <w:szCs w:val="28"/>
-              </w:rPr>
-            </w:pPr>
-            <w:r>
-              <w:rPr>
-                <w:sz w:val="28"/>
-                <w:szCs w:val="28"/>
+                <w:sz w:val="36"/>
+                <w:szCs w:val="36"/>
+              </w:rPr>
+            </w:pPr>
+            <w:r>
+              <w:rPr>
+                <w:sz w:val="36"/>
+                <w:szCs w:val="36"/>
               </w:rPr>
               <w:t xml:space="preserve">[4] L. M. Daly, D. Horey, P. F. Middleton, F. M. Boyle, and V. </w:t>
             </w:r>
             <w:proofErr w:type="spellStart"/>
             <w:r>
               <w:rPr>
-                <w:sz w:val="28"/>
-                <w:szCs w:val="28"/>
+                <w:sz w:val="36"/>
+                <w:szCs w:val="36"/>
               </w:rPr>
               <w:t>Flenady</w:t>
             </w:r>
             <w:proofErr w:type="spellEnd"/>
             <w:r>
               <w:rPr>
-                <w:sz w:val="28"/>
-                <w:szCs w:val="28"/>
+                <w:sz w:val="36"/>
+                <w:szCs w:val="36"/>
               </w:rPr>
               <w:t>, "The effect of mobile application interventions on influencing healthy maternal behaviour and improving perinatal health outcomes: A systematic review protocol," Systematic Reviews, vol. 6, no. 1, 2017.</w:t>
             </w:r>
@@ -3683,15 +3618,9 @@
         </w:tc>
       </w:tr>
       <w:tr>
-        <w:tblPrEx>
-          <w:tblCellMar>
-            <w:top w:w="0" w:type="dxa"/>
-            <w:bottom w:w="0" w:type="dxa"/>
-          </w:tblCellMar>
-        </w:tblPrEx>
         <w:tc>
           <w:tcPr>
-            <w:tcW w:w="2500" w:type="dxa"/>
+            <w:tcW w:w="2127" w:type="dxa"/>
             <w:tcBorders>
               <w:top w:val="single" w:sz="4" w:space="0" w:color="000000"/>
               <w:left w:val="single" w:sz="4" w:space="0" w:color="000000"/>
@@ -3703,16 +3632,16 @@
           <w:p>
             <w:pPr>
               <w:rPr>
-                <w:sz w:val="28"/>
-                <w:szCs w:val="28"/>
-              </w:rPr>
-            </w:pPr>
-            <w:r>
-              <w:rPr>
-                <w:b/>
-                <w:bCs/>
-                <w:sz w:val="28"/>
-                <w:szCs w:val="28"/>
+                <w:sz w:val="36"/>
+                <w:szCs w:val="36"/>
+              </w:rPr>
+            </w:pPr>
+            <w:r>
+              <w:rPr>
+                <w:b/>
+                <w:bCs/>
+                <w:sz w:val="36"/>
+                <w:szCs w:val="36"/>
               </w:rPr>
               <w:t>Mention the SDG goals that are mapped with this project</w:t>
             </w:r>
@@ -3720,7 +3649,7 @@
         </w:tc>
         <w:tc>
           <w:tcPr>
-            <w:tcW w:w="7246" w:type="dxa"/>
+            <w:tcW w:w="12115" w:type="dxa"/>
             <w:tcBorders>
               <w:top w:val="single" w:sz="4" w:space="0" w:color="000000"/>
               <w:left w:val="single" w:sz="4" w:space="0" w:color="000000"/>
@@ -3737,14 +3666,14 @@
               </w:numPr>
               <w:spacing w:after="60"/>
               <w:rPr>
-                <w:sz w:val="28"/>
-                <w:szCs w:val="28"/>
-              </w:rPr>
-            </w:pPr>
-            <w:r>
-              <w:rPr>
-                <w:sz w:val="28"/>
-                <w:szCs w:val="28"/>
+                <w:sz w:val="36"/>
+                <w:szCs w:val="36"/>
+              </w:rPr>
+            </w:pPr>
+            <w:r>
+              <w:rPr>
+                <w:sz w:val="36"/>
+                <w:szCs w:val="36"/>
               </w:rPr>
               <w:t>SDG 3 – Good Health and Well-being</w:t>
             </w:r>
@@ -3758,14 +3687,14 @@
               </w:numPr>
               <w:spacing w:after="60"/>
               <w:rPr>
-                <w:sz w:val="28"/>
-                <w:szCs w:val="28"/>
-              </w:rPr>
-            </w:pPr>
-            <w:r>
-              <w:rPr>
-                <w:sz w:val="28"/>
-                <w:szCs w:val="28"/>
+                <w:sz w:val="36"/>
+                <w:szCs w:val="36"/>
+              </w:rPr>
+            </w:pPr>
+            <w:r>
+              <w:rPr>
+                <w:sz w:val="36"/>
+                <w:szCs w:val="36"/>
               </w:rPr>
               <w:t>SDG 5 – Gender Equality</w:t>
             </w:r>
@@ -3779,14 +3708,14 @@
               </w:numPr>
               <w:spacing w:after="60"/>
               <w:rPr>
-                <w:sz w:val="28"/>
-                <w:szCs w:val="28"/>
-              </w:rPr>
-            </w:pPr>
-            <w:r>
-              <w:rPr>
-                <w:sz w:val="28"/>
-                <w:szCs w:val="28"/>
+                <w:sz w:val="36"/>
+                <w:szCs w:val="36"/>
+              </w:rPr>
+            </w:pPr>
+            <w:r>
+              <w:rPr>
+                <w:sz w:val="36"/>
+                <w:szCs w:val="36"/>
               </w:rPr>
               <w:t>SDG 10 – Reduced Inequalities</w:t>
             </w:r>
@@ -3797,16 +3726,26 @@
     <w:p>
       <w:pPr>
         <w:rPr>
-          <w:sz w:val="28"/>
-          <w:szCs w:val="28"/>
+          <w:b/>
+          <w:bCs/>
+          <w:sz w:val="36"/>
+          <w:szCs w:val="36"/>
+        </w:rPr>
+      </w:pPr>
+    </w:p>
+    <w:p>
+      <w:pPr>
+        <w:rPr>
+          <w:sz w:val="36"/>
+          <w:szCs w:val="36"/>
         </w:rPr>
       </w:pPr>
       <w:r>
         <w:rPr>
           <w:b/>
           <w:bCs/>
-          <w:sz w:val="28"/>
-          <w:szCs w:val="28"/>
+          <w:sz w:val="36"/>
+          <w:szCs w:val="36"/>
         </w:rPr>
         <w:t>Signature of Guide</w:t>
       </w:r>
